--- a/examples/change_point/doc/14-bocpd-hcp_bocpd.docx
+++ b/examples/change_point/doc/14-bocpd-hcp_bocpd.docx
@@ -488,7 +488,171 @@
         <w:rPr>
           <w:rStyle w:val="VerbatimChar"/>
         </w:rPr>
-        <w:t xml:space="preserve">## The 'ocp' package is not installed, so this example is skipped.</w:t>
+        <w:t xml:space="preserve">##    idx event        type</w:t>
+      </w:r>
+      <w:r>
+        <w:br/>
+      </w:r>
+      <w:r>
+        <w:rPr>
+          <w:rStyle w:val="VerbatimChar"/>
+        </w:rPr>
+        <w:t xml:space="preserve">## 9    9  TRUE changepoint</w:t>
+      </w:r>
+      <w:r>
+        <w:br/>
+      </w:r>
+      <w:r>
+        <w:rPr>
+          <w:rStyle w:val="VerbatimChar"/>
+        </w:rPr>
+        <w:t xml:space="preserve">## 14  14  TRUE changepoint</w:t>
+      </w:r>
+      <w:r>
+        <w:br/>
+      </w:r>
+      <w:r>
+        <w:rPr>
+          <w:rStyle w:val="VerbatimChar"/>
+        </w:rPr>
+        <w:t xml:space="preserve">## 19  19  TRUE changepoint</w:t>
+      </w:r>
+      <w:r>
+        <w:br/>
+      </w:r>
+      <w:r>
+        <w:rPr>
+          <w:rStyle w:val="VerbatimChar"/>
+        </w:rPr>
+        <w:t xml:space="preserve">## 24  24  TRUE changepoint</w:t>
+      </w:r>
+      <w:r>
+        <w:br/>
+      </w:r>
+      <w:r>
+        <w:rPr>
+          <w:rStyle w:val="VerbatimChar"/>
+        </w:rPr>
+        <w:t xml:space="preserve">## 29  29  TRUE changepoint</w:t>
+      </w:r>
+      <w:r>
+        <w:br/>
+      </w:r>
+      <w:r>
+        <w:rPr>
+          <w:rStyle w:val="VerbatimChar"/>
+        </w:rPr>
+        <w:t xml:space="preserve">## 34  34  TRUE changepoint</w:t>
+      </w:r>
+      <w:r>
+        <w:br/>
+      </w:r>
+      <w:r>
+        <w:rPr>
+          <w:rStyle w:val="VerbatimChar"/>
+        </w:rPr>
+        <w:t xml:space="preserve">## 39  39  TRUE changepoint</w:t>
+      </w:r>
+      <w:r>
+        <w:br/>
+      </w:r>
+      <w:r>
+        <w:rPr>
+          <w:rStyle w:val="VerbatimChar"/>
+        </w:rPr>
+        <w:t xml:space="preserve">## 60  60  TRUE changepoint</w:t>
+      </w:r>
+      <w:r>
+        <w:br/>
+      </w:r>
+      <w:r>
+        <w:rPr>
+          <w:rStyle w:val="VerbatimChar"/>
+        </w:rPr>
+        <w:t xml:space="preserve">## 70  70  TRUE changepoint</w:t>
+      </w:r>
+      <w:r>
+        <w:br/>
+      </w:r>
+      <w:r>
+        <w:rPr>
+          <w:rStyle w:val="VerbatimChar"/>
+        </w:rPr>
+        <w:t xml:space="preserve">## 75  75  TRUE changepoint</w:t>
+      </w:r>
+      <w:r>
+        <w:br/>
+      </w:r>
+      <w:r>
+        <w:rPr>
+          <w:rStyle w:val="VerbatimChar"/>
+        </w:rPr>
+        <w:t xml:space="preserve">## 80  80  TRUE changepoint</w:t>
+      </w:r>
+      <w:r>
+        <w:br/>
+      </w:r>
+      <w:r>
+        <w:rPr>
+          <w:rStyle w:val="VerbatimChar"/>
+        </w:rPr>
+        <w:t xml:space="preserve">## 85  85  TRUE changepoint</w:t>
+      </w:r>
+      <w:r>
+        <w:br/>
+      </w:r>
+      <w:r>
+        <w:rPr>
+          <w:rStyle w:val="VerbatimChar"/>
+        </w:rPr>
+        <w:t xml:space="preserve">## 90  90  TRUE changepoint</w:t>
+      </w:r>
+    </w:p>
+    <w:p>
+      <w:pPr>
+        <w:pStyle w:val="FirstParagraph"/>
+      </w:pPr>
+      <w:r>
+        <w:drawing>
+          <wp:inline>
+            <wp:extent cx="4620126" cy="3696101"/>
+            <wp:effectExtent b="0" l="0" r="0" t="0"/>
+            <wp:docPr descr="" title="" id="10" name="Picture"/>
+            <a:graphic>
+              <a:graphicData uri="http://schemas.openxmlformats.org/drawingml/2006/picture">
+                <pic:pic>
+                  <pic:nvPicPr>
+                    <pic:cNvPr descr="/home/gpca/harbinger/examples/change_point/doc/14-bocpd-hcp_bocpd_files/193f93a69649f737ee5d848e87f604955ff2a7c9.png" id="11" name="Picture"/>
+                    <pic:cNvPicPr>
+                      <a:picLocks noChangeArrowheads="1" noChangeAspect="1"/>
+                    </pic:cNvPicPr>
+                  </pic:nvPicPr>
+                  <pic:blipFill>
+                    <a:blip r:embed="rId9"/>
+                    <a:stretch>
+                      <a:fillRect/>
+                    </a:stretch>
+                  </pic:blipFill>
+                  <pic:spPr bwMode="auto">
+                    <a:xfrm>
+                      <a:off x="0" y="0"/>
+                      <a:ext cx="4620126" cy="3696101"/>
+                    </a:xfrm>
+                    <a:prstGeom prst="rect">
+                      <a:avLst/>
+                    </a:prstGeom>
+                    <a:noFill/>
+                    <a:ln w="9525">
+                      <a:noFill/>
+                      <a:headEnd/>
+                      <a:tailEnd/>
+                    </a:ln>
+                  </pic:spPr>
+                </pic:pic>
+              </a:graphicData>
+            </a:graphic>
+          </wp:inline>
+        </w:drawing>
       </w:r>
     </w:p>
     <w:sectPr>

--- a/examples/change_point/doc/14-bocpd-hcp_bocpd.docx
+++ b/examples/change_point/doc/14-bocpd-hcp_bocpd.docx
@@ -488,171 +488,7 @@
         <w:rPr>
           <w:rStyle w:val="VerbatimChar"/>
         </w:rPr>
-        <w:t xml:space="preserve">##    idx event        type</w:t>
-      </w:r>
-      <w:r>
-        <w:br/>
-      </w:r>
-      <w:r>
-        <w:rPr>
-          <w:rStyle w:val="VerbatimChar"/>
-        </w:rPr>
-        <w:t xml:space="preserve">## 9    9  TRUE changepoint</w:t>
-      </w:r>
-      <w:r>
-        <w:br/>
-      </w:r>
-      <w:r>
-        <w:rPr>
-          <w:rStyle w:val="VerbatimChar"/>
-        </w:rPr>
-        <w:t xml:space="preserve">## 14  14  TRUE changepoint</w:t>
-      </w:r>
-      <w:r>
-        <w:br/>
-      </w:r>
-      <w:r>
-        <w:rPr>
-          <w:rStyle w:val="VerbatimChar"/>
-        </w:rPr>
-        <w:t xml:space="preserve">## 19  19  TRUE changepoint</w:t>
-      </w:r>
-      <w:r>
-        <w:br/>
-      </w:r>
-      <w:r>
-        <w:rPr>
-          <w:rStyle w:val="VerbatimChar"/>
-        </w:rPr>
-        <w:t xml:space="preserve">## 24  24  TRUE changepoint</w:t>
-      </w:r>
-      <w:r>
-        <w:br/>
-      </w:r>
-      <w:r>
-        <w:rPr>
-          <w:rStyle w:val="VerbatimChar"/>
-        </w:rPr>
-        <w:t xml:space="preserve">## 29  29  TRUE changepoint</w:t>
-      </w:r>
-      <w:r>
-        <w:br/>
-      </w:r>
-      <w:r>
-        <w:rPr>
-          <w:rStyle w:val="VerbatimChar"/>
-        </w:rPr>
-        <w:t xml:space="preserve">## 34  34  TRUE changepoint</w:t>
-      </w:r>
-      <w:r>
-        <w:br/>
-      </w:r>
-      <w:r>
-        <w:rPr>
-          <w:rStyle w:val="VerbatimChar"/>
-        </w:rPr>
-        <w:t xml:space="preserve">## 39  39  TRUE changepoint</w:t>
-      </w:r>
-      <w:r>
-        <w:br/>
-      </w:r>
-      <w:r>
-        <w:rPr>
-          <w:rStyle w:val="VerbatimChar"/>
-        </w:rPr>
-        <w:t xml:space="preserve">## 60  60  TRUE changepoint</w:t>
-      </w:r>
-      <w:r>
-        <w:br/>
-      </w:r>
-      <w:r>
-        <w:rPr>
-          <w:rStyle w:val="VerbatimChar"/>
-        </w:rPr>
-        <w:t xml:space="preserve">## 70  70  TRUE changepoint</w:t>
-      </w:r>
-      <w:r>
-        <w:br/>
-      </w:r>
-      <w:r>
-        <w:rPr>
-          <w:rStyle w:val="VerbatimChar"/>
-        </w:rPr>
-        <w:t xml:space="preserve">## 75  75  TRUE changepoint</w:t>
-      </w:r>
-      <w:r>
-        <w:br/>
-      </w:r>
-      <w:r>
-        <w:rPr>
-          <w:rStyle w:val="VerbatimChar"/>
-        </w:rPr>
-        <w:t xml:space="preserve">## 80  80  TRUE changepoint</w:t>
-      </w:r>
-      <w:r>
-        <w:br/>
-      </w:r>
-      <w:r>
-        <w:rPr>
-          <w:rStyle w:val="VerbatimChar"/>
-        </w:rPr>
-        <w:t xml:space="preserve">## 85  85  TRUE changepoint</w:t>
-      </w:r>
-      <w:r>
-        <w:br/>
-      </w:r>
-      <w:r>
-        <w:rPr>
-          <w:rStyle w:val="VerbatimChar"/>
-        </w:rPr>
-        <w:t xml:space="preserve">## 90  90  TRUE changepoint</w:t>
-      </w:r>
-    </w:p>
-    <w:p>
-      <w:pPr>
-        <w:pStyle w:val="FirstParagraph"/>
-      </w:pPr>
-      <w:r>
-        <w:drawing>
-          <wp:inline>
-            <wp:extent cx="4620126" cy="3696101"/>
-            <wp:effectExtent b="0" l="0" r="0" t="0"/>
-            <wp:docPr descr="" title="" id="10" name="Picture"/>
-            <a:graphic>
-              <a:graphicData uri="http://schemas.openxmlformats.org/drawingml/2006/picture">
-                <pic:pic>
-                  <pic:nvPicPr>
-                    <pic:cNvPr descr="/home/gpca/harbinger/examples/change_point/doc/14-bocpd-hcp_bocpd_files/193f93a69649f737ee5d848e87f604955ff2a7c9.png" id="11" name="Picture"/>
-                    <pic:cNvPicPr>
-                      <a:picLocks noChangeArrowheads="1" noChangeAspect="1"/>
-                    </pic:cNvPicPr>
-                  </pic:nvPicPr>
-                  <pic:blipFill>
-                    <a:blip r:embed="rId9"/>
-                    <a:stretch>
-                      <a:fillRect/>
-                    </a:stretch>
-                  </pic:blipFill>
-                  <pic:spPr bwMode="auto">
-                    <a:xfrm>
-                      <a:off x="0" y="0"/>
-                      <a:ext cx="4620126" cy="3696101"/>
-                    </a:xfrm>
-                    <a:prstGeom prst="rect">
-                      <a:avLst/>
-                    </a:prstGeom>
-                    <a:noFill/>
-                    <a:ln w="9525">
-                      <a:noFill/>
-                      <a:headEnd/>
-                      <a:tailEnd/>
-                    </a:ln>
-                  </pic:spPr>
-                </pic:pic>
-              </a:graphicData>
-            </a:graphic>
-          </wp:inline>
-        </w:drawing>
+        <w:t xml:space="preserve">## The 'ocp' package is not installed, so this example is skipped.</w:t>
       </w:r>
     </w:p>
     <w:sectPr>

--- a/examples/change_point/doc/14-bocpd-hcp_bocpd.docx
+++ b/examples/change_point/doc/14-bocpd-hcp_bocpd.docx
@@ -2,12 +2,57 @@
 <file path=word/document.xml><?xml version="1.0" encoding="utf-8"?>
 <w:document xmlns:w="http://schemas.openxmlformats.org/wordprocessingml/2006/main" xmlns:m="http://schemas.openxmlformats.org/officeDocument/2006/math" xmlns:r="http://schemas.openxmlformats.org/officeDocument/2006/relationships" xmlns:o="urn:schemas-microsoft-com:office:office" xmlns:v="urn:schemas-microsoft-com:vml" xmlns:w10="urn:schemas-microsoft-com:office:word" xmlns:a="http://schemas.openxmlformats.org/drawingml/2006/main" xmlns:pic="http://schemas.openxmlformats.org/drawingml/2006/picture" xmlns:wp="http://schemas.openxmlformats.org/drawingml/2006/wordprocessingDrawing">
   <w:body>
-    <w:p>
-      <w:pPr>
-        <w:pStyle w:val="Title"/>
-      </w:pPr>
-      <w:r>
-        <w:t xml:space="preserve">BOCPD with</w:t>
+    <w:bookmarkStart w:id="9" w:name="objective"/>
+    <w:p>
+      <w:pPr>
+        <w:pStyle w:val="Heading2"/>
+      </w:pPr>
+      <w:r>
+        <w:t xml:space="preserve">Objective</w:t>
+      </w:r>
+    </w:p>
+    <w:p>
+      <w:pPr>
+        <w:pStyle w:val="FirstParagraph"/>
+      </w:pPr>
+      <w:r>
+        <w:t xml:space="preserve">Bayesian Online Change Point Detection (BOCPD) tracks change evidence</w:t>
+      </w:r>
+      <w:r>
+        <w:t xml:space="preserve"> </w:t>
+      </w:r>
+      <w:r>
+        <w:t xml:space="preserve">sequentially by updating a posterior distribution over run length. In this</w:t>
+      </w:r>
+      <w:r>
+        <w:t xml:space="preserve"> </w:t>
+      </w:r>
+      <w:r>
+        <w:t xml:space="preserve">notebook we:</w:t>
+      </w:r>
+    </w:p>
+    <w:p>
+      <w:pPr>
+        <w:pStyle w:val="Compact"/>
+        <w:numPr>
+          <w:ilvl w:val="0"/>
+          <w:numId w:val="1001"/>
+        </w:numPr>
+      </w:pPr>
+      <w:r>
+        <w:t xml:space="preserve">load and visualize a simple change-point dataset</w:t>
+      </w:r>
+    </w:p>
+    <w:p>
+      <w:pPr>
+        <w:pStyle w:val="Compact"/>
+        <w:numPr>
+          <w:ilvl w:val="0"/>
+          <w:numId w:val="1001"/>
+        </w:numPr>
+      </w:pPr>
+      <w:r>
+        <w:t xml:space="preserve">configure</w:t>
       </w:r>
       <w:r>
         <w:t xml:space="preserve"> </w:t>
@@ -18,6 +63,153 @@
         </w:rPr>
         <w:t xml:space="preserve">hcp_bocpd()</w:t>
       </w:r>
+      <w:r>
+        <w:t xml:space="preserve"> </w:t>
+      </w:r>
+      <w:r>
+        <w:t xml:space="preserve">with a Gaussian observation model</w:t>
+      </w:r>
+    </w:p>
+    <w:p>
+      <w:pPr>
+        <w:pStyle w:val="Compact"/>
+        <w:numPr>
+          <w:ilvl w:val="0"/>
+          <w:numId w:val="1001"/>
+        </w:numPr>
+      </w:pPr>
+      <w:r>
+        <w:t xml:space="preserve">inspect detected change points, evaluate them, and plot changepoint evidence</w:t>
+      </w:r>
+    </w:p>
+    <w:bookmarkEnd w:id="9"/>
+    <w:bookmarkStart w:id="10" w:name="method-at-a-glance"/>
+    <w:p>
+      <w:pPr>
+        <w:pStyle w:val="Heading2"/>
+      </w:pPr>
+      <w:r>
+        <w:t xml:space="preserve">Method at a glance</w:t>
+      </w:r>
+    </w:p>
+    <w:p>
+      <w:pPr>
+        <w:pStyle w:val="FirstParagraph"/>
+      </w:pPr>
+      <w:r>
+        <w:t xml:space="preserve">BOCPD: Bayesian Online Change Point Detection updates a posterior over the</w:t>
+      </w:r>
+      <w:r>
+        <w:t xml:space="preserve"> </w:t>
+      </w:r>
+      <w:r>
+        <w:t xml:space="preserve">current run length and converts that posterior into changepoint evidence. In</w:t>
+      </w:r>
+      <w:r>
+        <w:t xml:space="preserve"> </w:t>
+      </w:r>
+      <w:r>
+        <w:rPr>
+          <w:rStyle w:val="VerbatimChar"/>
+        </w:rPr>
+        <w:t xml:space="preserve">hcp_bocpd()</w:t>
+      </w:r>
+      <w:r>
+        <w:t xml:space="preserve">, that evidence is summarized as a normalized score and thresholded</w:t>
+      </w:r>
+      <w:r>
+        <w:t xml:space="preserve"> </w:t>
+      </w:r>
+      <w:r>
+        <w:t xml:space="preserve">to produce final change-point candidates.</w:t>
+      </w:r>
+    </w:p>
+    <w:bookmarkEnd w:id="10"/>
+    <w:bookmarkStart w:id="20" w:name="what-you-will-do"/>
+    <w:p>
+      <w:pPr>
+        <w:pStyle w:val="Heading2"/>
+      </w:pPr>
+      <w:r>
+        <w:t xml:space="preserve">What you will do</w:t>
+      </w:r>
+    </w:p>
+    <w:p>
+      <w:pPr>
+        <w:pStyle w:val="Compact"/>
+        <w:numPr>
+          <w:ilvl w:val="0"/>
+          <w:numId w:val="1002"/>
+        </w:numPr>
+      </w:pPr>
+      <w:r>
+        <w:t xml:space="preserve">understand the purpose of the example and when BOCPD is useful</w:t>
+      </w:r>
+    </w:p>
+    <w:p>
+      <w:pPr>
+        <w:pStyle w:val="Compact"/>
+        <w:numPr>
+          <w:ilvl w:val="0"/>
+          <w:numId w:val="1002"/>
+        </w:numPr>
+      </w:pPr>
+      <w:r>
+        <w:t xml:space="preserve">follow the workflow from data loading to model fitting and detection</w:t>
+      </w:r>
+    </w:p>
+    <w:p>
+      <w:pPr>
+        <w:pStyle w:val="Compact"/>
+        <w:numPr>
+          <w:ilvl w:val="0"/>
+          <w:numId w:val="1002"/>
+        </w:numPr>
+      </w:pPr>
+      <w:r>
+        <w:t xml:space="preserve">inspect the evaluation outputs and the diagnostic plots produced by Harbinger</w:t>
+      </w:r>
+    </w:p>
+    <w:bookmarkStart w:id="11" w:name="prepare-the-example"/>
+    <w:p>
+      <w:pPr>
+        <w:pStyle w:val="Heading3"/>
+      </w:pPr>
+      <w:r>
+        <w:t xml:space="preserve">Prepare the Example</w:t>
+      </w:r>
+    </w:p>
+    <w:p>
+      <w:pPr>
+        <w:pStyle w:val="FirstParagraph"/>
+      </w:pPr>
+      <w:r>
+        <w:t xml:space="preserve">This setup anchors the notebook in the specific series used to examine</w:t>
+      </w:r>
+      <w:r>
+        <w:t xml:space="preserve"> </w:t>
+      </w:r>
+      <w:r>
+        <w:rPr>
+          <w:rStyle w:val="VerbatimChar"/>
+        </w:rPr>
+        <w:t xml:space="preserve">hcp_bocpd()</w:t>
+      </w:r>
+      <w:r>
+        <w:t xml:space="preserve">. The raw signal is shown before any probabilistic modeling so the</w:t>
+      </w:r>
+      <w:r>
+        <w:t xml:space="preserve"> </w:t>
+      </w:r>
+      <w:r>
+        <w:t xml:space="preserve">later changepoint evidence can be interpreted against the visible regime</w:t>
+      </w:r>
+      <w:r>
+        <w:t xml:space="preserve"> </w:t>
+      </w:r>
+      <w:r>
+        <w:t xml:space="preserve">structure.</w:t>
+      </w:r>
     </w:p>
     <w:p>
       <w:pPr>
@@ -25,21 +217,268 @@
       </w:pPr>
       <w:r>
         <w:rPr>
-          <w:rStyle w:val="ControlFlowTok"/>
-        </w:rPr>
-        <w:t xml:space="preserve">if</w:t>
-      </w:r>
-      <w:r>
-        <w:rPr>
-          <w:rStyle w:val="NormalTok"/>
-        </w:rPr>
-        <w:t xml:space="preserve"> (</w:t>
+          <w:rStyle w:val="CommentTok"/>
+        </w:rPr>
+        <w:t xml:space="preserve"># Install Harbinger and ocp (if needed)</w:t>
+      </w:r>
+      <w:r>
+        <w:br/>
+      </w:r>
+      <w:r>
+        <w:rPr>
+          <w:rStyle w:val="CommentTok"/>
+        </w:rPr>
+        <w:t xml:space="preserve"># install.packages("harbinger")</w:t>
+      </w:r>
+      <w:r>
+        <w:br/>
+      </w:r>
+      <w:r>
+        <w:rPr>
+          <w:rStyle w:val="CommentTok"/>
+        </w:rPr>
+        <w:t xml:space="preserve"># install.packages("ocp")</w:t>
+      </w:r>
+    </w:p>
+    <w:p>
+      <w:pPr>
+        <w:pStyle w:val="SourceCode"/>
+      </w:pPr>
+      <w:r>
+        <w:rPr>
+          <w:rStyle w:val="CommentTok"/>
+        </w:rPr>
+        <w:t xml:space="preserve"># Load required packages</w:t>
+      </w:r>
+      <w:r>
+        <w:br/>
       </w:r>
       <w:r>
         <w:rPr>
           <w:rStyle w:val="FunctionTok"/>
         </w:rPr>
-        <w:t xml:space="preserve">requireNamespace</w:t>
+        <w:t xml:space="preserve">library</w:t>
+      </w:r>
+      <w:r>
+        <w:rPr>
+          <w:rStyle w:val="NormalTok"/>
+        </w:rPr>
+        <w:t xml:space="preserve">(daltoolbox)</w:t>
+      </w:r>
+      <w:r>
+        <w:br/>
+      </w:r>
+      <w:r>
+        <w:rPr>
+          <w:rStyle w:val="FunctionTok"/>
+        </w:rPr>
+        <w:t xml:space="preserve">library</w:t>
+      </w:r>
+      <w:r>
+        <w:rPr>
+          <w:rStyle w:val="NormalTok"/>
+        </w:rPr>
+        <w:t xml:space="preserve">(harbinger)</w:t>
+      </w:r>
+    </w:p>
+    <w:p>
+      <w:pPr>
+        <w:pStyle w:val="SourceCode"/>
+      </w:pPr>
+      <w:r>
+        <w:rPr>
+          <w:rStyle w:val="CommentTok"/>
+        </w:rPr>
+        <w:t xml:space="preserve"># Load example change-point datasets</w:t>
+      </w:r>
+      <w:r>
+        <w:br/>
+      </w:r>
+      <w:r>
+        <w:rPr>
+          <w:rStyle w:val="FunctionTok"/>
+        </w:rPr>
+        <w:t xml:space="preserve">data</w:t>
+      </w:r>
+      <w:r>
+        <w:rPr>
+          <w:rStyle w:val="NormalTok"/>
+        </w:rPr>
+        <w:t xml:space="preserve">(examples_changepoints)</w:t>
+      </w:r>
+    </w:p>
+    <w:p>
+      <w:pPr>
+        <w:pStyle w:val="SourceCode"/>
+      </w:pPr>
+      <w:r>
+        <w:rPr>
+          <w:rStyle w:val="CommentTok"/>
+        </w:rPr>
+        <w:t xml:space="preserve"># Select the simple dataset</w:t>
+      </w:r>
+      <w:r>
+        <w:br/>
+      </w:r>
+      <w:r>
+        <w:rPr>
+          <w:rStyle w:val="NormalTok"/>
+        </w:rPr>
+        <w:t xml:space="preserve">dataset </w:t>
+      </w:r>
+      <w:r>
+        <w:rPr>
+          <w:rStyle w:val="OtherTok"/>
+        </w:rPr>
+        <w:t xml:space="preserve">&lt;-</w:t>
+      </w:r>
+      <w:r>
+        <w:rPr>
+          <w:rStyle w:val="NormalTok"/>
+        </w:rPr>
+        <w:t xml:space="preserve"> examples_changepoints</w:t>
+      </w:r>
+      <w:r>
+        <w:rPr>
+          <w:rStyle w:val="SpecialCharTok"/>
+        </w:rPr>
+        <w:t xml:space="preserve">$</w:t>
+      </w:r>
+      <w:r>
+        <w:rPr>
+          <w:rStyle w:val="NormalTok"/>
+        </w:rPr>
+        <w:t xml:space="preserve">simple</w:t>
+      </w:r>
+      <w:r>
+        <w:br/>
+      </w:r>
+      <w:r>
+        <w:rPr>
+          <w:rStyle w:val="FunctionTok"/>
+        </w:rPr>
+        <w:t xml:space="preserve">head</w:t>
+      </w:r>
+      <w:r>
+        <w:rPr>
+          <w:rStyle w:val="NormalTok"/>
+        </w:rPr>
+        <w:t xml:space="preserve">(dataset)</w:t>
+      </w:r>
+    </w:p>
+    <w:p>
+      <w:pPr>
+        <w:pStyle w:val="SourceCode"/>
+      </w:pPr>
+      <w:r>
+        <w:rPr>
+          <w:rStyle w:val="VerbatimChar"/>
+        </w:rPr>
+        <w:t xml:space="preserve">##   serie event</w:t>
+      </w:r>
+      <w:r>
+        <w:br/>
+      </w:r>
+      <w:r>
+        <w:rPr>
+          <w:rStyle w:val="VerbatimChar"/>
+        </w:rPr>
+        <w:t xml:space="preserve">## 1  0.00 FALSE</w:t>
+      </w:r>
+      <w:r>
+        <w:br/>
+      </w:r>
+      <w:r>
+        <w:rPr>
+          <w:rStyle w:val="VerbatimChar"/>
+        </w:rPr>
+        <w:t xml:space="preserve">## 2  0.25 FALSE</w:t>
+      </w:r>
+      <w:r>
+        <w:br/>
+      </w:r>
+      <w:r>
+        <w:rPr>
+          <w:rStyle w:val="VerbatimChar"/>
+        </w:rPr>
+        <w:t xml:space="preserve">## 3  0.50 FALSE</w:t>
+      </w:r>
+      <w:r>
+        <w:br/>
+      </w:r>
+      <w:r>
+        <w:rPr>
+          <w:rStyle w:val="VerbatimChar"/>
+        </w:rPr>
+        <w:t xml:space="preserve">## 4  0.75 FALSE</w:t>
+      </w:r>
+      <w:r>
+        <w:br/>
+      </w:r>
+      <w:r>
+        <w:rPr>
+          <w:rStyle w:val="VerbatimChar"/>
+        </w:rPr>
+        <w:t xml:space="preserve">## 5  1.00 FALSE</w:t>
+      </w:r>
+      <w:r>
+        <w:br/>
+      </w:r>
+      <w:r>
+        <w:rPr>
+          <w:rStyle w:val="VerbatimChar"/>
+        </w:rPr>
+        <w:t xml:space="preserve">## 6  1.25 FALSE</w:t>
+      </w:r>
+    </w:p>
+    <w:bookmarkEnd w:id="11"/>
+    <w:bookmarkStart w:id="15" w:name="interpret-the-result-visually"/>
+    <w:p>
+      <w:pPr>
+        <w:pStyle w:val="Heading3"/>
+      </w:pPr>
+      <w:r>
+        <w:t xml:space="preserve">Interpret the Result Visually</w:t>
+      </w:r>
+    </w:p>
+    <w:p>
+      <w:pPr>
+        <w:pStyle w:val="FirstParagraph"/>
+      </w:pPr>
+      <w:r>
+        <w:t xml:space="preserve">This first visual pass establishes what the method should react to in the raw</w:t>
+      </w:r>
+      <w:r>
+        <w:t xml:space="preserve"> </w:t>
+      </w:r>
+      <w:r>
+        <w:t xml:space="preserve">series. Keep the method summary in mind here, because BOCPD is meant to assign</w:t>
+      </w:r>
+      <w:r>
+        <w:t xml:space="preserve"> </w:t>
+      </w:r>
+      <w:r>
+        <w:t xml:space="preserve">high evidence near regime transitions rather than to isolated local excursions.</w:t>
+      </w:r>
+    </w:p>
+    <w:p>
+      <w:pPr>
+        <w:pStyle w:val="SourceCode"/>
+      </w:pPr>
+      <w:r>
+        <w:rPr>
+          <w:rStyle w:val="CommentTok"/>
+        </w:rPr>
+        <w:t xml:space="preserve"># Plot the raw time series</w:t>
+      </w:r>
+      <w:r>
+        <w:br/>
+      </w:r>
+      <w:r>
+        <w:rPr>
+          <w:rStyle w:val="FunctionTok"/>
+        </w:rPr>
+        <w:t xml:space="preserve">har_plot</w:t>
       </w:r>
       <w:r>
         <w:rPr>
@@ -49,81 +488,15 @@
       </w:r>
       <w:r>
         <w:rPr>
-          <w:rStyle w:val="StringTok"/>
-        </w:rPr>
-        <w:t xml:space="preserve">"ocp"</w:t>
-      </w:r>
-      <w:r>
-        <w:rPr>
-          <w:rStyle w:val="NormalTok"/>
-        </w:rPr>
-        <w:t xml:space="preserve">, </w:t>
-      </w:r>
-      <w:r>
-        <w:rPr>
-          <w:rStyle w:val="AttributeTok"/>
-        </w:rPr>
-        <w:t xml:space="preserve">quietly =</w:t>
-      </w:r>
-      <w:r>
-        <w:rPr>
-          <w:rStyle w:val="NormalTok"/>
-        </w:rPr>
-        <w:t xml:space="preserve"> </w:t>
-      </w:r>
-      <w:r>
-        <w:rPr>
-          <w:rStyle w:val="ConstantTok"/>
-        </w:rPr>
-        <w:t xml:space="preserve">TRUE</w:t>
-      </w:r>
-      <w:r>
-        <w:rPr>
-          <w:rStyle w:val="NormalTok"/>
-        </w:rPr>
-        <w:t xml:space="preserve">)) {</w:t>
-      </w:r>
-      <w:r>
-        <w:br/>
-      </w:r>
-      <w:r>
-        <w:rPr>
-          <w:rStyle w:val="NormalTok"/>
-        </w:rPr>
-        <w:t xml:space="preserve">  </w:t>
-      </w:r>
-      <w:r>
-        <w:rPr>
           <w:rStyle w:val="FunctionTok"/>
         </w:rPr>
-        <w:t xml:space="preserve">data</w:t>
-      </w:r>
-      <w:r>
-        <w:rPr>
-          <w:rStyle w:val="NormalTok"/>
-        </w:rPr>
-        <w:t xml:space="preserve">(examples_changepoints)</w:t>
-      </w:r>
-      <w:r>
-        <w:br/>
-      </w:r>
-      <w:r>
-        <w:rPr>
-          <w:rStyle w:val="NormalTok"/>
-        </w:rPr>
-        <w:t xml:space="preserve">  dataset </w:t>
-      </w:r>
-      <w:r>
-        <w:rPr>
-          <w:rStyle w:val="OtherTok"/>
-        </w:rPr>
-        <w:t xml:space="preserve">&lt;-</w:t>
-      </w:r>
-      <w:r>
-        <w:rPr>
-          <w:rStyle w:val="NormalTok"/>
-        </w:rPr>
-        <w:t xml:space="preserve"> examples_changepoints</w:t>
+        <w:t xml:space="preserve">harbinger</w:t>
+      </w:r>
+      <w:r>
+        <w:rPr>
+          <w:rStyle w:val="NormalTok"/>
+        </w:rPr>
+        <w:t xml:space="preserve">(), dataset</w:t>
       </w:r>
       <w:r>
         <w:rPr>
@@ -135,477 +508,7 @@
         <w:rPr>
           <w:rStyle w:val="NormalTok"/>
         </w:rPr>
-        <w:t xml:space="preserve">simple</w:t>
-      </w:r>
-      <w:r>
-        <w:br/>
-      </w:r>
-      <w:r>
-        <w:br/>
-      </w:r>
-      <w:r>
-        <w:rPr>
-          <w:rStyle w:val="NormalTok"/>
-        </w:rPr>
-        <w:t xml:space="preserve">  model </w:t>
-      </w:r>
-      <w:r>
-        <w:rPr>
-          <w:rStyle w:val="OtherTok"/>
-        </w:rPr>
-        <w:t xml:space="preserve">&lt;-</w:t>
-      </w:r>
-      <w:r>
-        <w:rPr>
-          <w:rStyle w:val="NormalTok"/>
-        </w:rPr>
-        <w:t xml:space="preserve"> </w:t>
-      </w:r>
-      <w:r>
-        <w:rPr>
-          <w:rStyle w:val="FunctionTok"/>
-        </w:rPr>
-        <w:t xml:space="preserve">hcp_bocpd</w:t>
-      </w:r>
-      <w:r>
-        <w:rPr>
-          <w:rStyle w:val="NormalTok"/>
-        </w:rPr>
-        <w:t xml:space="preserve">(</w:t>
-      </w:r>
-      <w:r>
-        <w:rPr>
-          <w:rStyle w:val="AttributeTok"/>
-        </w:rPr>
-        <w:t xml:space="preserve">hazard =</w:t>
-      </w:r>
-      <w:r>
-        <w:rPr>
-          <w:rStyle w:val="NormalTok"/>
-        </w:rPr>
-        <w:t xml:space="preserve"> </w:t>
-      </w:r>
-      <w:r>
-        <w:rPr>
-          <w:rStyle w:val="DecValTok"/>
-        </w:rPr>
-        <w:t xml:space="preserve">100</w:t>
-      </w:r>
-      <w:r>
-        <w:rPr>
-          <w:rStyle w:val="NormalTok"/>
-        </w:rPr>
-        <w:t xml:space="preserve">, </w:t>
-      </w:r>
-      <w:r>
-        <w:rPr>
-          <w:rStyle w:val="AttributeTok"/>
-        </w:rPr>
-        <w:t xml:space="preserve">dist =</w:t>
-      </w:r>
-      <w:r>
-        <w:rPr>
-          <w:rStyle w:val="NormalTok"/>
-        </w:rPr>
-        <w:t xml:space="preserve"> </w:t>
-      </w:r>
-      <w:r>
-        <w:rPr>
-          <w:rStyle w:val="StringTok"/>
-        </w:rPr>
-        <w:t xml:space="preserve">"gaussian"</w:t>
-      </w:r>
-      <w:r>
-        <w:rPr>
-          <w:rStyle w:val="NormalTok"/>
-        </w:rPr>
-        <w:t xml:space="preserve">, </w:t>
-      </w:r>
-      <w:r>
-        <w:rPr>
-          <w:rStyle w:val="AttributeTok"/>
-        </w:rPr>
-        <w:t xml:space="preserve">threshold =</w:t>
-      </w:r>
-      <w:r>
-        <w:rPr>
-          <w:rStyle w:val="NormalTok"/>
-        </w:rPr>
-        <w:t xml:space="preserve"> </w:t>
-      </w:r>
-      <w:r>
-        <w:rPr>
-          <w:rStyle w:val="FloatTok"/>
-        </w:rPr>
-        <w:t xml:space="preserve">0.5</w:t>
-      </w:r>
-      <w:r>
-        <w:rPr>
-          <w:rStyle w:val="NormalTok"/>
-        </w:rPr>
-        <w:t xml:space="preserve">)</w:t>
-      </w:r>
-      <w:r>
-        <w:br/>
-      </w:r>
-      <w:r>
-        <w:rPr>
-          <w:rStyle w:val="NormalTok"/>
-        </w:rPr>
-        <w:t xml:space="preserve">  model </w:t>
-      </w:r>
-      <w:r>
-        <w:rPr>
-          <w:rStyle w:val="OtherTok"/>
-        </w:rPr>
-        <w:t xml:space="preserve">&lt;-</w:t>
-      </w:r>
-      <w:r>
-        <w:rPr>
-          <w:rStyle w:val="NormalTok"/>
-        </w:rPr>
-        <w:t xml:space="preserve"> </w:t>
-      </w:r>
-      <w:r>
-        <w:rPr>
-          <w:rStyle w:val="FunctionTok"/>
-        </w:rPr>
-        <w:t xml:space="preserve">fit</w:t>
-      </w:r>
-      <w:r>
-        <w:rPr>
-          <w:rStyle w:val="NormalTok"/>
-        </w:rPr>
-        <w:t xml:space="preserve">(model, dataset</w:t>
-      </w:r>
-      <w:r>
-        <w:rPr>
-          <w:rStyle w:val="SpecialCharTok"/>
-        </w:rPr>
-        <w:t xml:space="preserve">$</w:t>
-      </w:r>
-      <w:r>
-        <w:rPr>
-          <w:rStyle w:val="NormalTok"/>
-        </w:rPr>
         <w:t xml:space="preserve">serie)</w:t>
-      </w:r>
-      <w:r>
-        <w:br/>
-      </w:r>
-      <w:r>
-        <w:rPr>
-          <w:rStyle w:val="NormalTok"/>
-        </w:rPr>
-        <w:t xml:space="preserve">  detection </w:t>
-      </w:r>
-      <w:r>
-        <w:rPr>
-          <w:rStyle w:val="OtherTok"/>
-        </w:rPr>
-        <w:t xml:space="preserve">&lt;-</w:t>
-      </w:r>
-      <w:r>
-        <w:rPr>
-          <w:rStyle w:val="NormalTok"/>
-        </w:rPr>
-        <w:t xml:space="preserve"> </w:t>
-      </w:r>
-      <w:r>
-        <w:rPr>
-          <w:rStyle w:val="FunctionTok"/>
-        </w:rPr>
-        <w:t xml:space="preserve">detect</w:t>
-      </w:r>
-      <w:r>
-        <w:rPr>
-          <w:rStyle w:val="NormalTok"/>
-        </w:rPr>
-        <w:t xml:space="preserve">(model, dataset</w:t>
-      </w:r>
-      <w:r>
-        <w:rPr>
-          <w:rStyle w:val="SpecialCharTok"/>
-        </w:rPr>
-        <w:t xml:space="preserve">$</w:t>
-      </w:r>
-      <w:r>
-        <w:rPr>
-          <w:rStyle w:val="NormalTok"/>
-        </w:rPr>
-        <w:t xml:space="preserve">serie)</w:t>
-      </w:r>
-      <w:r>
-        <w:br/>
-      </w:r>
-      <w:r>
-        <w:br/>
-      </w:r>
-      <w:r>
-        <w:rPr>
-          <w:rStyle w:val="NormalTok"/>
-        </w:rPr>
-        <w:t xml:space="preserve">  </w:t>
-      </w:r>
-      <w:r>
-        <w:rPr>
-          <w:rStyle w:val="FunctionTok"/>
-        </w:rPr>
-        <w:t xml:space="preserve">print</w:t>
-      </w:r>
-      <w:r>
-        <w:rPr>
-          <w:rStyle w:val="NormalTok"/>
-        </w:rPr>
-        <w:t xml:space="preserve">(detection[detection</w:t>
-      </w:r>
-      <w:r>
-        <w:rPr>
-          <w:rStyle w:val="SpecialCharTok"/>
-        </w:rPr>
-        <w:t xml:space="preserve">$</w:t>
-      </w:r>
-      <w:r>
-        <w:rPr>
-          <w:rStyle w:val="NormalTok"/>
-        </w:rPr>
-        <w:t xml:space="preserve">event, ])</w:t>
-      </w:r>
-      <w:r>
-        <w:br/>
-      </w:r>
-      <w:r>
-        <w:rPr>
-          <w:rStyle w:val="NormalTok"/>
-        </w:rPr>
-        <w:t xml:space="preserve">  </w:t>
-      </w:r>
-      <w:r>
-        <w:rPr>
-          <w:rStyle w:val="FunctionTok"/>
-        </w:rPr>
-        <w:t xml:space="preserve">har_plot</w:t>
-      </w:r>
-      <w:r>
-        <w:rPr>
-          <w:rStyle w:val="NormalTok"/>
-        </w:rPr>
-        <w:t xml:space="preserve">(model, dataset</w:t>
-      </w:r>
-      <w:r>
-        <w:rPr>
-          <w:rStyle w:val="SpecialCharTok"/>
-        </w:rPr>
-        <w:t xml:space="preserve">$</w:t>
-      </w:r>
-      <w:r>
-        <w:rPr>
-          <w:rStyle w:val="NormalTok"/>
-        </w:rPr>
-        <w:t xml:space="preserve">serie, detection, dataset</w:t>
-      </w:r>
-      <w:r>
-        <w:rPr>
-          <w:rStyle w:val="SpecialCharTok"/>
-        </w:rPr>
-        <w:t xml:space="preserve">$</w:t>
-      </w:r>
-      <w:r>
-        <w:rPr>
-          <w:rStyle w:val="NormalTok"/>
-        </w:rPr>
-        <w:t xml:space="preserve">event)</w:t>
-      </w:r>
-      <w:r>
-        <w:br/>
-      </w:r>
-      <w:r>
-        <w:rPr>
-          <w:rStyle w:val="NormalTok"/>
-        </w:rPr>
-        <w:t xml:space="preserve">} </w:t>
-      </w:r>
-      <w:r>
-        <w:rPr>
-          <w:rStyle w:val="ControlFlowTok"/>
-        </w:rPr>
-        <w:t xml:space="preserve">else</w:t>
-      </w:r>
-      <w:r>
-        <w:rPr>
-          <w:rStyle w:val="NormalTok"/>
-        </w:rPr>
-        <w:t xml:space="preserve"> {</w:t>
-      </w:r>
-      <w:r>
-        <w:br/>
-      </w:r>
-      <w:r>
-        <w:rPr>
-          <w:rStyle w:val="NormalTok"/>
-        </w:rPr>
-        <w:t xml:space="preserve">  </w:t>
-      </w:r>
-      <w:r>
-        <w:rPr>
-          <w:rStyle w:val="FunctionTok"/>
-        </w:rPr>
-        <w:t xml:space="preserve">message</w:t>
-      </w:r>
-      <w:r>
-        <w:rPr>
-          <w:rStyle w:val="NormalTok"/>
-        </w:rPr>
-        <w:t xml:space="preserve">(</w:t>
-      </w:r>
-      <w:r>
-        <w:rPr>
-          <w:rStyle w:val="StringTok"/>
-        </w:rPr>
-        <w:t xml:space="preserve">"The 'ocp' package is not installed, so this example is skipped."</w:t>
-      </w:r>
-      <w:r>
-        <w:rPr>
-          <w:rStyle w:val="NormalTok"/>
-        </w:rPr>
-        <w:t xml:space="preserve">)</w:t>
-      </w:r>
-      <w:r>
-        <w:br/>
-      </w:r>
-      <w:r>
-        <w:rPr>
-          <w:rStyle w:val="NormalTok"/>
-        </w:rPr>
-        <w:t xml:space="preserve">}</w:t>
-      </w:r>
-    </w:p>
-    <w:p>
-      <w:pPr>
-        <w:pStyle w:val="SourceCode"/>
-      </w:pPr>
-      <w:r>
-        <w:rPr>
-          <w:rStyle w:val="VerbatimChar"/>
-        </w:rPr>
-        <w:t xml:space="preserve">##    idx event        type</w:t>
-      </w:r>
-      <w:r>
-        <w:br/>
-      </w:r>
-      <w:r>
-        <w:rPr>
-          <w:rStyle w:val="VerbatimChar"/>
-        </w:rPr>
-        <w:t xml:space="preserve">## 9    9  TRUE changepoint</w:t>
-      </w:r>
-      <w:r>
-        <w:br/>
-      </w:r>
-      <w:r>
-        <w:rPr>
-          <w:rStyle w:val="VerbatimChar"/>
-        </w:rPr>
-        <w:t xml:space="preserve">## 14  14  TRUE changepoint</w:t>
-      </w:r>
-      <w:r>
-        <w:br/>
-      </w:r>
-      <w:r>
-        <w:rPr>
-          <w:rStyle w:val="VerbatimChar"/>
-        </w:rPr>
-        <w:t xml:space="preserve">## 19  19  TRUE changepoint</w:t>
-      </w:r>
-      <w:r>
-        <w:br/>
-      </w:r>
-      <w:r>
-        <w:rPr>
-          <w:rStyle w:val="VerbatimChar"/>
-        </w:rPr>
-        <w:t xml:space="preserve">## 24  24  TRUE changepoint</w:t>
-      </w:r>
-      <w:r>
-        <w:br/>
-      </w:r>
-      <w:r>
-        <w:rPr>
-          <w:rStyle w:val="VerbatimChar"/>
-        </w:rPr>
-        <w:t xml:space="preserve">## 29  29  TRUE changepoint</w:t>
-      </w:r>
-      <w:r>
-        <w:br/>
-      </w:r>
-      <w:r>
-        <w:rPr>
-          <w:rStyle w:val="VerbatimChar"/>
-        </w:rPr>
-        <w:t xml:space="preserve">## 34  34  TRUE changepoint</w:t>
-      </w:r>
-      <w:r>
-        <w:br/>
-      </w:r>
-      <w:r>
-        <w:rPr>
-          <w:rStyle w:val="VerbatimChar"/>
-        </w:rPr>
-        <w:t xml:space="preserve">## 39  39  TRUE changepoint</w:t>
-      </w:r>
-      <w:r>
-        <w:br/>
-      </w:r>
-      <w:r>
-        <w:rPr>
-          <w:rStyle w:val="VerbatimChar"/>
-        </w:rPr>
-        <w:t xml:space="preserve">## 60  60  TRUE changepoint</w:t>
-      </w:r>
-      <w:r>
-        <w:br/>
-      </w:r>
-      <w:r>
-        <w:rPr>
-          <w:rStyle w:val="VerbatimChar"/>
-        </w:rPr>
-        <w:t xml:space="preserve">## 70  70  TRUE changepoint</w:t>
-      </w:r>
-      <w:r>
-        <w:br/>
-      </w:r>
-      <w:r>
-        <w:rPr>
-          <w:rStyle w:val="VerbatimChar"/>
-        </w:rPr>
-        <w:t xml:space="preserve">## 75  75  TRUE changepoint</w:t>
-      </w:r>
-      <w:r>
-        <w:br/>
-      </w:r>
-      <w:r>
-        <w:rPr>
-          <w:rStyle w:val="VerbatimChar"/>
-        </w:rPr>
-        <w:t xml:space="preserve">## 80  80  TRUE changepoint</w:t>
-      </w:r>
-      <w:r>
-        <w:br/>
-      </w:r>
-      <w:r>
-        <w:rPr>
-          <w:rStyle w:val="VerbatimChar"/>
-        </w:rPr>
-        <w:t xml:space="preserve">## 85  85  TRUE changepoint</w:t>
-      </w:r>
-      <w:r>
-        <w:br/>
-      </w:r>
-      <w:r>
-        <w:rPr>
-          <w:rStyle w:val="VerbatimChar"/>
-        </w:rPr>
-        <w:t xml:space="preserve">## 90  90  TRUE changepoint</w:t>
       </w:r>
     </w:p>
     <w:p>
@@ -617,18 +520,18 @@
           <wp:inline>
             <wp:extent cx="4620126" cy="3696101"/>
             <wp:effectExtent b="0" l="0" r="0" t="0"/>
-            <wp:docPr descr="" title="" id="10" name="Picture"/>
+            <wp:docPr descr="" title="" id="13" name="Picture"/>
             <a:graphic>
               <a:graphicData uri="http://schemas.openxmlformats.org/drawingml/2006/picture">
                 <pic:pic>
                   <pic:nvPicPr>
-                    <pic:cNvPr descr="/home/gpca/harbinger/examples/change_point/doc/14-bocpd-hcp_bocpd_files/193f93a69649f737ee5d848e87f604955ff2a7c9.png" id="11" name="Picture"/>
+                    <pic:cNvPr descr="C:\Git\dal\harbinger\examples\change_point\doc\14-bocpd-hcp_bocpd_files/693e41389f8fe8d7187225776a46ef4a27e40c1f.png" id="14" name="Picture"/>
                     <pic:cNvPicPr>
                       <a:picLocks noChangeArrowheads="1" noChangeAspect="1"/>
                     </pic:cNvPicPr>
                   </pic:nvPicPr>
                   <pic:blipFill>
-                    <a:blip r:embed="rId9"/>
+                    <a:blip r:embed="rId12"/>
                     <a:stretch>
                       <a:fillRect/>
                     </a:stretch>
@@ -655,6 +558,1185 @@
         </w:drawing>
       </w:r>
     </w:p>
+    <w:bookmarkEnd w:id="15"/>
+    <w:bookmarkStart w:id="16" w:name="configure-the-method"/>
+    <w:p>
+      <w:pPr>
+        <w:pStyle w:val="Heading3"/>
+      </w:pPr>
+      <w:r>
+        <w:t xml:space="preserve">Configure the Method</w:t>
+      </w:r>
+    </w:p>
+    <w:p>
+      <w:pPr>
+        <w:pStyle w:val="FirstParagraph"/>
+      </w:pPr>
+      <w:r>
+        <w:t xml:space="preserve">The configuration below turns the Bayesian monitoring idea into concrete</w:t>
+      </w:r>
+      <w:r>
+        <w:t xml:space="preserve"> </w:t>
+      </w:r>
+      <w:r>
+        <w:t xml:space="preserve">parameters.</w:t>
+      </w:r>
+      <w:r>
+        <w:t xml:space="preserve"> </w:t>
+      </w:r>
+      <w:r>
+        <w:rPr>
+          <w:rStyle w:val="VerbatimChar"/>
+        </w:rPr>
+        <w:t xml:space="preserve">hazard</w:t>
+      </w:r>
+      <w:r>
+        <w:t xml:space="preserve"> </w:t>
+      </w:r>
+      <w:r>
+        <w:t xml:space="preserve">controls the prior tendency to start a new regime,</w:t>
+      </w:r>
+      <w:r>
+        <w:t xml:space="preserve"> </w:t>
+      </w:r>
+      <w:r>
+        <w:rPr>
+          <w:rStyle w:val="VerbatimChar"/>
+        </w:rPr>
+        <w:t xml:space="preserve">dist</w:t>
+      </w:r>
+      <w:r>
+        <w:t xml:space="preserve"> </w:t>
+      </w:r>
+      <w:r>
+        <w:t xml:space="preserve">defines the observation model used by</w:t>
+      </w:r>
+      <w:r>
+        <w:t xml:space="preserve"> </w:t>
+      </w:r>
+      <w:r>
+        <w:rPr>
+          <w:rStyle w:val="VerbatimChar"/>
+        </w:rPr>
+        <w:t xml:space="preserve">ocp</w:t>
+      </w:r>
+      <w:r>
+        <w:t xml:space="preserve">, and</w:t>
+      </w:r>
+      <w:r>
+        <w:t xml:space="preserve"> </w:t>
+      </w:r>
+      <w:r>
+        <w:rPr>
+          <w:rStyle w:val="VerbatimChar"/>
+        </w:rPr>
+        <w:t xml:space="preserve">threshold</w:t>
+      </w:r>
+      <w:r>
+        <w:t xml:space="preserve"> </w:t>
+      </w:r>
+      <w:r>
+        <w:t xml:space="preserve">maps normalized</w:t>
+      </w:r>
+      <w:r>
+        <w:t xml:space="preserve"> </w:t>
+      </w:r>
+      <w:r>
+        <w:t xml:space="preserve">changepoint evidence into final decisions.</w:t>
+      </w:r>
+    </w:p>
+    <w:p>
+      <w:pPr>
+        <w:pStyle w:val="SourceCode"/>
+      </w:pPr>
+      <w:r>
+        <w:rPr>
+          <w:rStyle w:val="CommentTok"/>
+        </w:rPr>
+        <w:t xml:space="preserve"># Configure BOCPD with a Gaussian observation model</w:t>
+      </w:r>
+      <w:r>
+        <w:br/>
+      </w:r>
+      <w:r>
+        <w:rPr>
+          <w:rStyle w:val="NormalTok"/>
+        </w:rPr>
+        <w:t xml:space="preserve">model </w:t>
+      </w:r>
+      <w:r>
+        <w:rPr>
+          <w:rStyle w:val="OtherTok"/>
+        </w:rPr>
+        <w:t xml:space="preserve">&lt;-</w:t>
+      </w:r>
+      <w:r>
+        <w:rPr>
+          <w:rStyle w:val="NormalTok"/>
+        </w:rPr>
+        <w:t xml:space="preserve"> </w:t>
+      </w:r>
+      <w:r>
+        <w:rPr>
+          <w:rStyle w:val="FunctionTok"/>
+        </w:rPr>
+        <w:t xml:space="preserve">hcp_bocpd</w:t>
+      </w:r>
+      <w:r>
+        <w:rPr>
+          <w:rStyle w:val="NormalTok"/>
+        </w:rPr>
+        <w:t xml:space="preserve">(</w:t>
+      </w:r>
+      <w:r>
+        <w:br/>
+      </w:r>
+      <w:r>
+        <w:rPr>
+          <w:rStyle w:val="NormalTok"/>
+        </w:rPr>
+        <w:t xml:space="preserve">  </w:t>
+      </w:r>
+      <w:r>
+        <w:rPr>
+          <w:rStyle w:val="AttributeTok"/>
+        </w:rPr>
+        <w:t xml:space="preserve">hazard =</w:t>
+      </w:r>
+      <w:r>
+        <w:rPr>
+          <w:rStyle w:val="NormalTok"/>
+        </w:rPr>
+        <w:t xml:space="preserve"> </w:t>
+      </w:r>
+      <w:r>
+        <w:rPr>
+          <w:rStyle w:val="DecValTok"/>
+        </w:rPr>
+        <w:t xml:space="preserve">100</w:t>
+      </w:r>
+      <w:r>
+        <w:rPr>
+          <w:rStyle w:val="NormalTok"/>
+        </w:rPr>
+        <w:t xml:space="preserve">,</w:t>
+      </w:r>
+      <w:r>
+        <w:br/>
+      </w:r>
+      <w:r>
+        <w:rPr>
+          <w:rStyle w:val="NormalTok"/>
+        </w:rPr>
+        <w:t xml:space="preserve">  </w:t>
+      </w:r>
+      <w:r>
+        <w:rPr>
+          <w:rStyle w:val="AttributeTok"/>
+        </w:rPr>
+        <w:t xml:space="preserve">dist =</w:t>
+      </w:r>
+      <w:r>
+        <w:rPr>
+          <w:rStyle w:val="NormalTok"/>
+        </w:rPr>
+        <w:t xml:space="preserve"> </w:t>
+      </w:r>
+      <w:r>
+        <w:rPr>
+          <w:rStyle w:val="StringTok"/>
+        </w:rPr>
+        <w:t xml:space="preserve">"gaussian"</w:t>
+      </w:r>
+      <w:r>
+        <w:rPr>
+          <w:rStyle w:val="NormalTok"/>
+        </w:rPr>
+        <w:t xml:space="preserve">,</w:t>
+      </w:r>
+      <w:r>
+        <w:br/>
+      </w:r>
+      <w:r>
+        <w:rPr>
+          <w:rStyle w:val="NormalTok"/>
+        </w:rPr>
+        <w:t xml:space="preserve">  </w:t>
+      </w:r>
+      <w:r>
+        <w:rPr>
+          <w:rStyle w:val="AttributeTok"/>
+        </w:rPr>
+        <w:t xml:space="preserve">threshold =</w:t>
+      </w:r>
+      <w:r>
+        <w:rPr>
+          <w:rStyle w:val="NormalTok"/>
+        </w:rPr>
+        <w:t xml:space="preserve"> </w:t>
+      </w:r>
+      <w:r>
+        <w:rPr>
+          <w:rStyle w:val="FloatTok"/>
+        </w:rPr>
+        <w:t xml:space="preserve">0.5</w:t>
+      </w:r>
+      <w:r>
+        <w:br/>
+      </w:r>
+      <w:r>
+        <w:rPr>
+          <w:rStyle w:val="NormalTok"/>
+        </w:rPr>
+        <w:t xml:space="preserve">)</w:t>
+      </w:r>
+    </w:p>
+    <w:bookmarkEnd w:id="16"/>
+    <w:bookmarkStart w:id="17" w:name="run-the-core-analysis"/>
+    <w:p>
+      <w:pPr>
+        <w:pStyle w:val="Heading3"/>
+      </w:pPr>
+      <w:r>
+        <w:t xml:space="preserve">Run the Core Analysis</w:t>
+      </w:r>
+    </w:p>
+    <w:p>
+      <w:pPr>
+        <w:pStyle w:val="FirstParagraph"/>
+      </w:pPr>
+      <w:r>
+        <w:t xml:space="preserve">This is the point where the notebook tests whether BOCPD assigns high</w:t>
+      </w:r>
+      <w:r>
+        <w:t xml:space="preserve"> </w:t>
+      </w:r>
+      <w:r>
+        <w:t xml:space="preserve">changepoint evidence to the actual structural break in the series. The package</w:t>
+      </w:r>
+      <w:r>
+        <w:t xml:space="preserve"> </w:t>
+      </w:r>
+      <w:r>
+        <w:t xml:space="preserve">relies on</w:t>
+      </w:r>
+      <w:r>
+        <w:t xml:space="preserve"> </w:t>
+      </w:r>
+      <w:r>
+        <w:rPr>
+          <w:rStyle w:val="VerbatimChar"/>
+        </w:rPr>
+        <w:t xml:space="preserve">ocp</w:t>
+      </w:r>
+      <w:r>
+        <w:t xml:space="preserve"> </w:t>
+      </w:r>
+      <w:r>
+        <w:t xml:space="preserve">for the posterior computation, so the example is skipped when</w:t>
+      </w:r>
+      <w:r>
+        <w:t xml:space="preserve"> </w:t>
+      </w:r>
+      <w:r>
+        <w:t xml:space="preserve">that optional dependency is unavailable.</w:t>
+      </w:r>
+    </w:p>
+    <w:p>
+      <w:pPr>
+        <w:pStyle w:val="SourceCode"/>
+      </w:pPr>
+      <w:r>
+        <w:rPr>
+          <w:rStyle w:val="ControlFlowTok"/>
+        </w:rPr>
+        <w:t xml:space="preserve">if</w:t>
+      </w:r>
+      <w:r>
+        <w:rPr>
+          <w:rStyle w:val="NormalTok"/>
+        </w:rPr>
+        <w:t xml:space="preserve"> (</w:t>
+      </w:r>
+      <w:r>
+        <w:rPr>
+          <w:rStyle w:val="FunctionTok"/>
+        </w:rPr>
+        <w:t xml:space="preserve">requireNamespace</w:t>
+      </w:r>
+      <w:r>
+        <w:rPr>
+          <w:rStyle w:val="NormalTok"/>
+        </w:rPr>
+        <w:t xml:space="preserve">(</w:t>
+      </w:r>
+      <w:r>
+        <w:rPr>
+          <w:rStyle w:val="StringTok"/>
+        </w:rPr>
+        <w:t xml:space="preserve">"ocp"</w:t>
+      </w:r>
+      <w:r>
+        <w:rPr>
+          <w:rStyle w:val="NormalTok"/>
+        </w:rPr>
+        <w:t xml:space="preserve">, </w:t>
+      </w:r>
+      <w:r>
+        <w:rPr>
+          <w:rStyle w:val="AttributeTok"/>
+        </w:rPr>
+        <w:t xml:space="preserve">quietly =</w:t>
+      </w:r>
+      <w:r>
+        <w:rPr>
+          <w:rStyle w:val="NormalTok"/>
+        </w:rPr>
+        <w:t xml:space="preserve"> </w:t>
+      </w:r>
+      <w:r>
+        <w:rPr>
+          <w:rStyle w:val="ConstantTok"/>
+        </w:rPr>
+        <w:t xml:space="preserve">TRUE</w:t>
+      </w:r>
+      <w:r>
+        <w:rPr>
+          <w:rStyle w:val="NormalTok"/>
+        </w:rPr>
+        <w:t xml:space="preserve">)) {</w:t>
+      </w:r>
+      <w:r>
+        <w:br/>
+      </w:r>
+      <w:r>
+        <w:rPr>
+          <w:rStyle w:val="NormalTok"/>
+        </w:rPr>
+        <w:t xml:space="preserve">  </w:t>
+      </w:r>
+      <w:r>
+        <w:rPr>
+          <w:rStyle w:val="CommentTok"/>
+        </w:rPr>
+        <w:t xml:space="preserve"># Fit the detector</w:t>
+      </w:r>
+      <w:r>
+        <w:br/>
+      </w:r>
+      <w:r>
+        <w:rPr>
+          <w:rStyle w:val="NormalTok"/>
+        </w:rPr>
+        <w:t xml:space="preserve">  model </w:t>
+      </w:r>
+      <w:r>
+        <w:rPr>
+          <w:rStyle w:val="OtherTok"/>
+        </w:rPr>
+        <w:t xml:space="preserve">&lt;-</w:t>
+      </w:r>
+      <w:r>
+        <w:rPr>
+          <w:rStyle w:val="NormalTok"/>
+        </w:rPr>
+        <w:t xml:space="preserve"> </w:t>
+      </w:r>
+      <w:r>
+        <w:rPr>
+          <w:rStyle w:val="FunctionTok"/>
+        </w:rPr>
+        <w:t xml:space="preserve">fit</w:t>
+      </w:r>
+      <w:r>
+        <w:rPr>
+          <w:rStyle w:val="NormalTok"/>
+        </w:rPr>
+        <w:t xml:space="preserve">(model, dataset</w:t>
+      </w:r>
+      <w:r>
+        <w:rPr>
+          <w:rStyle w:val="SpecialCharTok"/>
+        </w:rPr>
+        <w:t xml:space="preserve">$</w:t>
+      </w:r>
+      <w:r>
+        <w:rPr>
+          <w:rStyle w:val="NormalTok"/>
+        </w:rPr>
+        <w:t xml:space="preserve">serie)</w:t>
+      </w:r>
+      <w:r>
+        <w:br/>
+      </w:r>
+      <w:r>
+        <w:br/>
+      </w:r>
+      <w:r>
+        <w:rPr>
+          <w:rStyle w:val="NormalTok"/>
+        </w:rPr>
+        <w:t xml:space="preserve">  </w:t>
+      </w:r>
+      <w:r>
+        <w:rPr>
+          <w:rStyle w:val="CommentTok"/>
+        </w:rPr>
+        <w:t xml:space="preserve"># Run detection</w:t>
+      </w:r>
+      <w:r>
+        <w:br/>
+      </w:r>
+      <w:r>
+        <w:rPr>
+          <w:rStyle w:val="NormalTok"/>
+        </w:rPr>
+        <w:t xml:space="preserve">  detection </w:t>
+      </w:r>
+      <w:r>
+        <w:rPr>
+          <w:rStyle w:val="OtherTok"/>
+        </w:rPr>
+        <w:t xml:space="preserve">&lt;-</w:t>
+      </w:r>
+      <w:r>
+        <w:rPr>
+          <w:rStyle w:val="NormalTok"/>
+        </w:rPr>
+        <w:t xml:space="preserve"> </w:t>
+      </w:r>
+      <w:r>
+        <w:rPr>
+          <w:rStyle w:val="FunctionTok"/>
+        </w:rPr>
+        <w:t xml:space="preserve">detect</w:t>
+      </w:r>
+      <w:r>
+        <w:rPr>
+          <w:rStyle w:val="NormalTok"/>
+        </w:rPr>
+        <w:t xml:space="preserve">(model, dataset</w:t>
+      </w:r>
+      <w:r>
+        <w:rPr>
+          <w:rStyle w:val="SpecialCharTok"/>
+        </w:rPr>
+        <w:t xml:space="preserve">$</w:t>
+      </w:r>
+      <w:r>
+        <w:rPr>
+          <w:rStyle w:val="NormalTok"/>
+        </w:rPr>
+        <w:t xml:space="preserve">serie)</w:t>
+      </w:r>
+      <w:r>
+        <w:br/>
+      </w:r>
+      <w:r>
+        <w:br/>
+      </w:r>
+      <w:r>
+        <w:rPr>
+          <w:rStyle w:val="NormalTok"/>
+        </w:rPr>
+        <w:t xml:space="preserve">  </w:t>
+      </w:r>
+      <w:r>
+        <w:rPr>
+          <w:rStyle w:val="CommentTok"/>
+        </w:rPr>
+        <w:t xml:space="preserve"># Show detected change points</w:t>
+      </w:r>
+      <w:r>
+        <w:br/>
+      </w:r>
+      <w:r>
+        <w:rPr>
+          <w:rStyle w:val="NormalTok"/>
+        </w:rPr>
+        <w:t xml:space="preserve">  </w:t>
+      </w:r>
+      <w:r>
+        <w:rPr>
+          <w:rStyle w:val="FunctionTok"/>
+        </w:rPr>
+        <w:t xml:space="preserve">print</w:t>
+      </w:r>
+      <w:r>
+        <w:rPr>
+          <w:rStyle w:val="NormalTok"/>
+        </w:rPr>
+        <w:t xml:space="preserve">(detection </w:t>
+      </w:r>
+      <w:r>
+        <w:rPr>
+          <w:rStyle w:val="SpecialCharTok"/>
+        </w:rPr>
+        <w:t xml:space="preserve">|&gt;</w:t>
+      </w:r>
+      <w:r>
+        <w:rPr>
+          <w:rStyle w:val="NormalTok"/>
+        </w:rPr>
+        <w:t xml:space="preserve"> dplyr</w:t>
+      </w:r>
+      <w:r>
+        <w:rPr>
+          <w:rStyle w:val="SpecialCharTok"/>
+        </w:rPr>
+        <w:t xml:space="preserve">::</w:t>
+      </w:r>
+      <w:r>
+        <w:rPr>
+          <w:rStyle w:val="FunctionTok"/>
+        </w:rPr>
+        <w:t xml:space="preserve">filter</w:t>
+      </w:r>
+      <w:r>
+        <w:rPr>
+          <w:rStyle w:val="NormalTok"/>
+        </w:rPr>
+        <w:t xml:space="preserve">(event </w:t>
+      </w:r>
+      <w:r>
+        <w:rPr>
+          <w:rStyle w:val="SpecialCharTok"/>
+        </w:rPr>
+        <w:t xml:space="preserve">==</w:t>
+      </w:r>
+      <w:r>
+        <w:rPr>
+          <w:rStyle w:val="NormalTok"/>
+        </w:rPr>
+        <w:t xml:space="preserve"> </w:t>
+      </w:r>
+      <w:r>
+        <w:rPr>
+          <w:rStyle w:val="ConstantTok"/>
+        </w:rPr>
+        <w:t xml:space="preserve">TRUE</w:t>
+      </w:r>
+      <w:r>
+        <w:rPr>
+          <w:rStyle w:val="NormalTok"/>
+        </w:rPr>
+        <w:t xml:space="preserve">))</w:t>
+      </w:r>
+      <w:r>
+        <w:br/>
+      </w:r>
+      <w:r>
+        <w:rPr>
+          <w:rStyle w:val="NormalTok"/>
+        </w:rPr>
+        <w:t xml:space="preserve">} </w:t>
+      </w:r>
+      <w:r>
+        <w:rPr>
+          <w:rStyle w:val="ControlFlowTok"/>
+        </w:rPr>
+        <w:t xml:space="preserve">else</w:t>
+      </w:r>
+      <w:r>
+        <w:rPr>
+          <w:rStyle w:val="NormalTok"/>
+        </w:rPr>
+        <w:t xml:space="preserve"> {</w:t>
+      </w:r>
+      <w:r>
+        <w:br/>
+      </w:r>
+      <w:r>
+        <w:rPr>
+          <w:rStyle w:val="NormalTok"/>
+        </w:rPr>
+        <w:t xml:space="preserve">  </w:t>
+      </w:r>
+      <w:r>
+        <w:rPr>
+          <w:rStyle w:val="FunctionTok"/>
+        </w:rPr>
+        <w:t xml:space="preserve">message</w:t>
+      </w:r>
+      <w:r>
+        <w:rPr>
+          <w:rStyle w:val="NormalTok"/>
+        </w:rPr>
+        <w:t xml:space="preserve">(</w:t>
+      </w:r>
+      <w:r>
+        <w:rPr>
+          <w:rStyle w:val="StringTok"/>
+        </w:rPr>
+        <w:t xml:space="preserve">"The 'ocp' package is not installed, so this example is skipped."</w:t>
+      </w:r>
+      <w:r>
+        <w:rPr>
+          <w:rStyle w:val="NormalTok"/>
+        </w:rPr>
+        <w:t xml:space="preserve">)</w:t>
+      </w:r>
+      <w:r>
+        <w:br/>
+      </w:r>
+      <w:r>
+        <w:rPr>
+          <w:rStyle w:val="NormalTok"/>
+        </w:rPr>
+        <w:t xml:space="preserve">}</w:t>
+      </w:r>
+    </w:p>
+    <w:p>
+      <w:pPr>
+        <w:pStyle w:val="SourceCode"/>
+      </w:pPr>
+      <w:r>
+        <w:rPr>
+          <w:rStyle w:val="VerbatimChar"/>
+        </w:rPr>
+        <w:t xml:space="preserve">## The 'ocp' package is not installed, so this example is skipped.</w:t>
+      </w:r>
+    </w:p>
+    <w:bookmarkEnd w:id="17"/>
+    <w:bookmarkStart w:id="18" w:name="evaluate-what-was-found"/>
+    <w:p>
+      <w:pPr>
+        <w:pStyle w:val="Heading3"/>
+      </w:pPr>
+      <w:r>
+        <w:t xml:space="preserve">Evaluate What Was Found</w:t>
+      </w:r>
+    </w:p>
+    <w:p>
+      <w:pPr>
+        <w:pStyle w:val="FirstParagraph"/>
+      </w:pPr>
+      <w:r>
+        <w:t xml:space="preserve">The evaluation asks whether the change-point candidates produced by</w:t>
+      </w:r>
+      <w:r>
+        <w:t xml:space="preserve"> </w:t>
+      </w:r>
+      <w:r>
+        <w:rPr>
+          <w:rStyle w:val="VerbatimChar"/>
+        </w:rPr>
+        <w:t xml:space="preserve">hcp_bocpd()</w:t>
+      </w:r>
+      <w:r>
+        <w:t xml:space="preserve"> </w:t>
+      </w:r>
+      <w:r>
+        <w:t xml:space="preserve">match the labeled structure on this dataset. Read the scores as</w:t>
+      </w:r>
+      <w:r>
+        <w:t xml:space="preserve"> </w:t>
+      </w:r>
+      <w:r>
+        <w:t xml:space="preserve">evidence about the method’s assumptions in practice, not as detached summary</w:t>
+      </w:r>
+      <w:r>
+        <w:t xml:space="preserve"> </w:t>
+      </w:r>
+      <w:r>
+        <w:t xml:space="preserve">numbers.</w:t>
+      </w:r>
+    </w:p>
+    <w:p>
+      <w:pPr>
+        <w:pStyle w:val="SourceCode"/>
+      </w:pPr>
+      <w:r>
+        <w:rPr>
+          <w:rStyle w:val="ControlFlowTok"/>
+        </w:rPr>
+        <w:t xml:space="preserve">if</w:t>
+      </w:r>
+      <w:r>
+        <w:rPr>
+          <w:rStyle w:val="NormalTok"/>
+        </w:rPr>
+        <w:t xml:space="preserve"> (</w:t>
+      </w:r>
+      <w:r>
+        <w:rPr>
+          <w:rStyle w:val="FunctionTok"/>
+        </w:rPr>
+        <w:t xml:space="preserve">exists</w:t>
+      </w:r>
+      <w:r>
+        <w:rPr>
+          <w:rStyle w:val="NormalTok"/>
+        </w:rPr>
+        <w:t xml:space="preserve">(</w:t>
+      </w:r>
+      <w:r>
+        <w:rPr>
+          <w:rStyle w:val="StringTok"/>
+        </w:rPr>
+        <w:t xml:space="preserve">"detection"</w:t>
+      </w:r>
+      <w:r>
+        <w:rPr>
+          <w:rStyle w:val="NormalTok"/>
+        </w:rPr>
+        <w:t xml:space="preserve">)) {</w:t>
+      </w:r>
+      <w:r>
+        <w:br/>
+      </w:r>
+      <w:r>
+        <w:rPr>
+          <w:rStyle w:val="NormalTok"/>
+        </w:rPr>
+        <w:t xml:space="preserve">  </w:t>
+      </w:r>
+      <w:r>
+        <w:rPr>
+          <w:rStyle w:val="CommentTok"/>
+        </w:rPr>
+        <w:t xml:space="preserve"># Evaluate detections against labels</w:t>
+      </w:r>
+      <w:r>
+        <w:br/>
+      </w:r>
+      <w:r>
+        <w:rPr>
+          <w:rStyle w:val="NormalTok"/>
+        </w:rPr>
+        <w:t xml:space="preserve">  evaluation </w:t>
+      </w:r>
+      <w:r>
+        <w:rPr>
+          <w:rStyle w:val="OtherTok"/>
+        </w:rPr>
+        <w:t xml:space="preserve">&lt;-</w:t>
+      </w:r>
+      <w:r>
+        <w:rPr>
+          <w:rStyle w:val="NormalTok"/>
+        </w:rPr>
+        <w:t xml:space="preserve"> </w:t>
+      </w:r>
+      <w:r>
+        <w:rPr>
+          <w:rStyle w:val="FunctionTok"/>
+        </w:rPr>
+        <w:t xml:space="preserve">evaluate</w:t>
+      </w:r>
+      <w:r>
+        <w:rPr>
+          <w:rStyle w:val="NormalTok"/>
+        </w:rPr>
+        <w:t xml:space="preserve">(model, detection</w:t>
+      </w:r>
+      <w:r>
+        <w:rPr>
+          <w:rStyle w:val="SpecialCharTok"/>
+        </w:rPr>
+        <w:t xml:space="preserve">$</w:t>
+      </w:r>
+      <w:r>
+        <w:rPr>
+          <w:rStyle w:val="NormalTok"/>
+        </w:rPr>
+        <w:t xml:space="preserve">event, dataset</w:t>
+      </w:r>
+      <w:r>
+        <w:rPr>
+          <w:rStyle w:val="SpecialCharTok"/>
+        </w:rPr>
+        <w:t xml:space="preserve">$</w:t>
+      </w:r>
+      <w:r>
+        <w:rPr>
+          <w:rStyle w:val="NormalTok"/>
+        </w:rPr>
+        <w:t xml:space="preserve">event)</w:t>
+      </w:r>
+      <w:r>
+        <w:br/>
+      </w:r>
+      <w:r>
+        <w:rPr>
+          <w:rStyle w:val="NormalTok"/>
+        </w:rPr>
+        <w:t xml:space="preserve">  </w:t>
+      </w:r>
+      <w:r>
+        <w:rPr>
+          <w:rStyle w:val="FunctionTok"/>
+        </w:rPr>
+        <w:t xml:space="preserve">print</w:t>
+      </w:r>
+      <w:r>
+        <w:rPr>
+          <w:rStyle w:val="NormalTok"/>
+        </w:rPr>
+        <w:t xml:space="preserve">(evaluation</w:t>
+      </w:r>
+      <w:r>
+        <w:rPr>
+          <w:rStyle w:val="SpecialCharTok"/>
+        </w:rPr>
+        <w:t xml:space="preserve">$</w:t>
+      </w:r>
+      <w:r>
+        <w:rPr>
+          <w:rStyle w:val="NormalTok"/>
+        </w:rPr>
+        <w:t xml:space="preserve">confMatrix)</w:t>
+      </w:r>
+      <w:r>
+        <w:br/>
+      </w:r>
+      <w:r>
+        <w:rPr>
+          <w:rStyle w:val="NormalTok"/>
+        </w:rPr>
+        <w:t xml:space="preserve">}</w:t>
+      </w:r>
+    </w:p>
+    <w:bookmarkEnd w:id="18"/>
+    <w:bookmarkStart w:id="19" w:name="interpret-the-result-visually-1"/>
+    <w:p>
+      <w:pPr>
+        <w:pStyle w:val="Heading3"/>
+      </w:pPr>
+      <w:r>
+        <w:t xml:space="preserve">Interpret the Result Visually</w:t>
+      </w:r>
+    </w:p>
+    <w:p>
+      <w:pPr>
+        <w:pStyle w:val="FirstParagraph"/>
+      </w:pPr>
+      <w:r>
+        <w:t xml:space="preserve">This visual check puts the model output back on top of the original signal.</w:t>
+      </w:r>
+      <w:r>
+        <w:t xml:space="preserve"> </w:t>
+      </w:r>
+      <w:r>
+        <w:t xml:space="preserve">What matters now is whether the highlighted change-point candidates and their</w:t>
+      </w:r>
+      <w:r>
+        <w:t xml:space="preserve"> </w:t>
+      </w:r>
+      <w:r>
+        <w:t xml:space="preserve">evidence align with the structure suggested by the raw series.</w:t>
+      </w:r>
+    </w:p>
+    <w:p>
+      <w:pPr>
+        <w:pStyle w:val="SourceCode"/>
+      </w:pPr>
+      <w:r>
+        <w:rPr>
+          <w:rStyle w:val="ControlFlowTok"/>
+        </w:rPr>
+        <w:t xml:space="preserve">if</w:t>
+      </w:r>
+      <w:r>
+        <w:rPr>
+          <w:rStyle w:val="NormalTok"/>
+        </w:rPr>
+        <w:t xml:space="preserve"> (</w:t>
+      </w:r>
+      <w:r>
+        <w:rPr>
+          <w:rStyle w:val="FunctionTok"/>
+        </w:rPr>
+        <w:t xml:space="preserve">exists</w:t>
+      </w:r>
+      <w:r>
+        <w:rPr>
+          <w:rStyle w:val="NormalTok"/>
+        </w:rPr>
+        <w:t xml:space="preserve">(</w:t>
+      </w:r>
+      <w:r>
+        <w:rPr>
+          <w:rStyle w:val="StringTok"/>
+        </w:rPr>
+        <w:t xml:space="preserve">"detection"</w:t>
+      </w:r>
+      <w:r>
+        <w:rPr>
+          <w:rStyle w:val="NormalTok"/>
+        </w:rPr>
+        <w:t xml:space="preserve">)) {</w:t>
+      </w:r>
+      <w:r>
+        <w:br/>
+      </w:r>
+      <w:r>
+        <w:rPr>
+          <w:rStyle w:val="NormalTok"/>
+        </w:rPr>
+        <w:t xml:space="preserve">  </w:t>
+      </w:r>
+      <w:r>
+        <w:rPr>
+          <w:rStyle w:val="CommentTok"/>
+        </w:rPr>
+        <w:t xml:space="preserve"># Plot detections vs. ground truth</w:t>
+      </w:r>
+      <w:r>
+        <w:br/>
+      </w:r>
+      <w:r>
+        <w:rPr>
+          <w:rStyle w:val="NormalTok"/>
+        </w:rPr>
+        <w:t xml:space="preserve">  </w:t>
+      </w:r>
+      <w:r>
+        <w:rPr>
+          <w:rStyle w:val="FunctionTok"/>
+        </w:rPr>
+        <w:t xml:space="preserve">har_plot</w:t>
+      </w:r>
+      <w:r>
+        <w:rPr>
+          <w:rStyle w:val="NormalTok"/>
+        </w:rPr>
+        <w:t xml:space="preserve">(model, dataset</w:t>
+      </w:r>
+      <w:r>
+        <w:rPr>
+          <w:rStyle w:val="SpecialCharTok"/>
+        </w:rPr>
+        <w:t xml:space="preserve">$</w:t>
+      </w:r>
+      <w:r>
+        <w:rPr>
+          <w:rStyle w:val="NormalTok"/>
+        </w:rPr>
+        <w:t xml:space="preserve">serie, detection, dataset</w:t>
+      </w:r>
+      <w:r>
+        <w:rPr>
+          <w:rStyle w:val="SpecialCharTok"/>
+        </w:rPr>
+        <w:t xml:space="preserve">$</w:t>
+      </w:r>
+      <w:r>
+        <w:rPr>
+          <w:rStyle w:val="NormalTok"/>
+        </w:rPr>
+        <w:t xml:space="preserve">event)</w:t>
+      </w:r>
+      <w:r>
+        <w:br/>
+      </w:r>
+      <w:r>
+        <w:rPr>
+          <w:rStyle w:val="NormalTok"/>
+        </w:rPr>
+        <w:t xml:space="preserve">}</w:t>
+      </w:r>
+    </w:p>
+    <w:p>
+      <w:pPr>
+        <w:pStyle w:val="SourceCode"/>
+      </w:pPr>
+      <w:r>
+        <w:rPr>
+          <w:rStyle w:val="ControlFlowTok"/>
+        </w:rPr>
+        <w:t xml:space="preserve">if</w:t>
+      </w:r>
+      <w:r>
+        <w:rPr>
+          <w:rStyle w:val="NormalTok"/>
+        </w:rPr>
+        <w:t xml:space="preserve"> (</w:t>
+      </w:r>
+      <w:r>
+        <w:rPr>
+          <w:rStyle w:val="FunctionTok"/>
+        </w:rPr>
+        <w:t xml:space="preserve">exists</w:t>
+      </w:r>
+      <w:r>
+        <w:rPr>
+          <w:rStyle w:val="NormalTok"/>
+        </w:rPr>
+        <w:t xml:space="preserve">(</w:t>
+      </w:r>
+      <w:r>
+        <w:rPr>
+          <w:rStyle w:val="StringTok"/>
+        </w:rPr>
+        <w:t xml:space="preserve">"detection"</w:t>
+      </w:r>
+      <w:r>
+        <w:rPr>
+          <w:rStyle w:val="NormalTok"/>
+        </w:rPr>
+        <w:t xml:space="preserve">)) {</w:t>
+      </w:r>
+      <w:r>
+        <w:br/>
+      </w:r>
+      <w:r>
+        <w:rPr>
+          <w:rStyle w:val="NormalTok"/>
+        </w:rPr>
+        <w:t xml:space="preserve">  </w:t>
+      </w:r>
+      <w:r>
+        <w:rPr>
+          <w:rStyle w:val="CommentTok"/>
+        </w:rPr>
+        <w:t xml:space="preserve"># Plot normalized changepoint evidence and the decision threshold</w:t>
+      </w:r>
+      <w:r>
+        <w:br/>
+      </w:r>
+      <w:r>
+        <w:rPr>
+          <w:rStyle w:val="NormalTok"/>
+        </w:rPr>
+        <w:t xml:space="preserve">  </w:t>
+      </w:r>
+      <w:r>
+        <w:rPr>
+          <w:rStyle w:val="FunctionTok"/>
+        </w:rPr>
+        <w:t xml:space="preserve">har_plot</w:t>
+      </w:r>
+      <w:r>
+        <w:rPr>
+          <w:rStyle w:val="NormalTok"/>
+        </w:rPr>
+        <w:t xml:space="preserve">(model, </w:t>
+      </w:r>
+      <w:r>
+        <w:rPr>
+          <w:rStyle w:val="FunctionTok"/>
+        </w:rPr>
+        <w:t xml:space="preserve">attr</w:t>
+      </w:r>
+      <w:r>
+        <w:rPr>
+          <w:rStyle w:val="NormalTok"/>
+        </w:rPr>
+        <w:t xml:space="preserve">(detection, </w:t>
+      </w:r>
+      <w:r>
+        <w:rPr>
+          <w:rStyle w:val="StringTok"/>
+        </w:rPr>
+        <w:t xml:space="preserve">"res"</w:t>
+      </w:r>
+      <w:r>
+        <w:rPr>
+          <w:rStyle w:val="NormalTok"/>
+        </w:rPr>
+        <w:t xml:space="preserve">), detection, dataset</w:t>
+      </w:r>
+      <w:r>
+        <w:rPr>
+          <w:rStyle w:val="SpecialCharTok"/>
+        </w:rPr>
+        <w:t xml:space="preserve">$</w:t>
+      </w:r>
+      <w:r>
+        <w:rPr>
+          <w:rStyle w:val="NormalTok"/>
+        </w:rPr>
+        <w:t xml:space="preserve">event, </w:t>
+      </w:r>
+      <w:r>
+        <w:rPr>
+          <w:rStyle w:val="AttributeTok"/>
+        </w:rPr>
+        <w:t xml:space="preserve">yline =</w:t>
+      </w:r>
+      <w:r>
+        <w:rPr>
+          <w:rStyle w:val="NormalTok"/>
+        </w:rPr>
+        <w:t xml:space="preserve"> model</w:t>
+      </w:r>
+      <w:r>
+        <w:rPr>
+          <w:rStyle w:val="SpecialCharTok"/>
+        </w:rPr>
+        <w:t xml:space="preserve">$</w:t>
+      </w:r>
+      <w:r>
+        <w:rPr>
+          <w:rStyle w:val="NormalTok"/>
+        </w:rPr>
+        <w:t xml:space="preserve">threshold)</w:t>
+      </w:r>
+      <w:r>
+        <w:br/>
+      </w:r>
+      <w:r>
+        <w:rPr>
+          <w:rStyle w:val="NormalTok"/>
+        </w:rPr>
+        <w:t xml:space="preserve">}</w:t>
+      </w:r>
+    </w:p>
+    <w:bookmarkEnd w:id="19"/>
+    <w:bookmarkEnd w:id="20"/>
+    <w:bookmarkStart w:id="21" w:name="references"/>
+    <w:p>
+      <w:pPr>
+        <w:pStyle w:val="Heading2"/>
+      </w:pPr>
+      <w:r>
+        <w:t xml:space="preserve">References</w:t>
+      </w:r>
+    </w:p>
+    <w:p>
+      <w:pPr>
+        <w:pStyle w:val="Compact"/>
+        <w:numPr>
+          <w:ilvl w:val="0"/>
+          <w:numId w:val="1003"/>
+        </w:numPr>
+      </w:pPr>
+      <w:r>
+        <w:t xml:space="preserve">Adams, R. P., MacKay, D. J. C. (2007). Bayesian Online Changepoint Detection.</w:t>
+      </w:r>
+      <w:r>
+        <w:t xml:space="preserve"> </w:t>
+      </w:r>
+      <w:r>
+        <w:t xml:space="preserve">arXiv:0710.3742</w:t>
+      </w:r>
+    </w:p>
+    <w:p>
+      <w:pPr>
+        <w:pStyle w:val="Compact"/>
+        <w:numPr>
+          <w:ilvl w:val="0"/>
+          <w:numId w:val="1003"/>
+        </w:numPr>
+      </w:pPr>
+      <w:r>
+        <w:t xml:space="preserve">Pagotto, A. (2019).</w:t>
+      </w:r>
+      <w:r>
+        <w:t xml:space="preserve"> </w:t>
+      </w:r>
+      <w:r>
+        <w:rPr>
+          <w:rStyle w:val="VerbatimChar"/>
+        </w:rPr>
+        <w:t xml:space="preserve">ocp</w:t>
+      </w:r>
+      <w:r>
+        <w:t xml:space="preserve">: Bayesian Online Changepoint Detection. R package.</w:t>
+      </w:r>
+    </w:p>
+    <w:bookmarkEnd w:id="21"/>
     <w:sectPr>
       <w:footnotePr>
         <w:numRestart w:val="eachSect"/>
@@ -765,8 +1847,120 @@
       </w:pPr>
     </w:lvl>
   </w:abstractNum>
+  <w:abstractNum w:abstractNumId="991">
+    <w:nsid w:val="0000A991"/>
+    <w:multiLevelType w:val="multilevel"/>
+    <w:lvl w:ilvl="0">
+      <w:numFmt w:val="bullet"/>
+      <w:lvlText w:val=""/>
+      <w:lvlJc w:val="left"/>
+      <w:pPr>
+        <w:ind w:left="720" w:hanging="360"/>
+      </w:pPr>
+      <w:rPr>
+        <w:rFonts w:ascii="Symbol" w:hAnsi="Symbol" w:cs="Symbol" w:hint="default"/>
+      </w:rPr>
+    </w:lvl>
+    <w:lvl w:ilvl="1">
+      <w:numFmt w:val="bullet"/>
+      <w:lvlText w:val="o"/>
+      <w:lvlJc w:val="left"/>
+      <w:pPr>
+        <w:ind w:left="1440" w:hanging="360"/>
+      </w:pPr>
+      <w:rPr>
+        <w:rFonts w:ascii="Courier New" w:hAnsi="Courier New" w:cs="Courier New" w:hint="default"/>
+      </w:rPr>
+    </w:lvl>
+    <w:lvl w:ilvl="2">
+      <w:numFmt w:val="bullet"/>
+      <w:lvlText w:val=""/>
+      <w:lvlJc w:val="left"/>
+      <w:pPr>
+        <w:ind w:left="2160" w:hanging="360"/>
+      </w:pPr>
+      <w:rPr>
+        <w:rFonts w:ascii="Wingdings" w:hAnsi="Wingdings" w:cs="Wingdings" w:hint="default"/>
+      </w:rPr>
+    </w:lvl>
+    <w:lvl w:ilvl="3">
+      <w:numFmt w:val="bullet"/>
+      <w:lvlText w:val=""/>
+      <w:lvlJc w:val="left"/>
+      <w:pPr>
+        <w:ind w:left="2880" w:hanging="360"/>
+      </w:pPr>
+      <w:rPr>
+        <w:rFonts w:ascii="Symbol" w:hAnsi="Symbol" w:cs="Symbol" w:hint="default"/>
+      </w:rPr>
+    </w:lvl>
+    <w:lvl w:ilvl="4">
+      <w:numFmt w:val="bullet"/>
+      <w:lvlText w:val="o"/>
+      <w:lvlJc w:val="left"/>
+      <w:pPr>
+        <w:ind w:left="3600" w:hanging="360"/>
+      </w:pPr>
+      <w:rPr>
+        <w:rFonts w:ascii="Courier New" w:hAnsi="Courier New" w:cs="Courier New" w:hint="default"/>
+      </w:rPr>
+    </w:lvl>
+    <w:lvl w:ilvl="5">
+      <w:numFmt w:val="bullet"/>
+      <w:lvlText w:val=""/>
+      <w:lvlJc w:val="left"/>
+      <w:pPr>
+        <w:ind w:left="4320" w:hanging="360"/>
+      </w:pPr>
+      <w:rPr>
+        <w:rFonts w:ascii="Wingdings" w:hAnsi="Wingdings" w:cs="Wingdings" w:hint="default"/>
+      </w:rPr>
+    </w:lvl>
+    <w:lvl w:ilvl="6">
+      <w:numFmt w:val="bullet"/>
+      <w:lvlText w:val=""/>
+      <w:lvlJc w:val="left"/>
+      <w:pPr>
+        <w:ind w:left="5040" w:hanging="360"/>
+      </w:pPr>
+      <w:rPr>
+        <w:rFonts w:ascii="Symbol" w:hAnsi="Symbol" w:cs="Symbol" w:hint="default"/>
+      </w:rPr>
+    </w:lvl>
+    <w:lvl w:ilvl="7">
+      <w:numFmt w:val="bullet"/>
+      <w:lvlText w:val="o"/>
+      <w:lvlJc w:val="left"/>
+      <w:pPr>
+        <w:ind w:left="5760" w:hanging="360"/>
+      </w:pPr>
+      <w:rPr>
+        <w:rFonts w:ascii="Courier New" w:hAnsi="Courier New" w:cs="Courier New" w:hint="default"/>
+      </w:rPr>
+    </w:lvl>
+    <w:lvl w:ilvl="8">
+      <w:numFmt w:val="bullet"/>
+      <w:lvlText w:val=""/>
+      <w:lvlJc w:val="left"/>
+      <w:pPr>
+        <w:ind w:left="6480" w:hanging="360"/>
+      </w:pPr>
+      <w:rPr>
+        <w:rFonts w:ascii="Wingdings" w:hAnsi="Wingdings" w:cs="Wingdings" w:hint="default"/>
+      </w:rPr>
+    </w:lvl>
+  </w:abstractNum>
   <w:num w:numId="1000">
     <w:abstractNumId w:val="990"/>
+  </w:num>
+  <w:num w:numId="1001">
+    <w:abstractNumId w:val="991"/>
+  </w:num>
+  <w:num w:numId="1002">
+    <w:abstractNumId w:val="991"/>
+  </w:num>
+  <w:num w:numId="1003">
+    <w:abstractNumId w:val="991"/>
   </w:num>
 </w:numbering>
 </file>

--- a/examples/change_point/doc/14-bocpd-hcp_bocpd.docx
+++ b/examples/change_point/doc/14-bocpd-hcp_bocpd.docx
@@ -125,7 +125,7 @@
       </w:r>
     </w:p>
     <w:bookmarkEnd w:id="10"/>
-    <w:bookmarkStart w:id="20" w:name="what-you-will-do"/>
+    <w:bookmarkStart w:id="26" w:name="what-you-will-do"/>
     <w:p>
       <w:pPr>
         <w:pStyle w:val="Heading2"/>
@@ -525,7 +525,7 @@
               <a:graphicData uri="http://schemas.openxmlformats.org/drawingml/2006/picture">
                 <pic:pic>
                   <pic:nvPicPr>
-                    <pic:cNvPr descr="C:\Git\dal\harbinger\examples\change_point\doc\14-bocpd-hcp_bocpd_files/693e41389f8fe8d7187225776a46ef4a27e40c1f.png" id="14" name="Picture"/>
+                    <pic:cNvPr descr="/home/gpca/harbinger/examples/change_point/doc/14-bocpd-hcp_bocpd_files/f03bd9cb08d7edd0f17d89dfe35e557fd3be3ea3.png" id="14" name="Picture"/>
                     <pic:cNvPicPr>
                       <a:picLocks noChangeArrowheads="1" noChangeAspect="1"/>
                     </pic:cNvPicPr>
@@ -1194,7 +1194,124 @@
         <w:rPr>
           <w:rStyle w:val="VerbatimChar"/>
         </w:rPr>
-        <w:t xml:space="preserve">## The 'ocp' package is not installed, so this example is skipped.</w:t>
+        <w:t xml:space="preserve">##    idx event        type</w:t>
+      </w:r>
+      <w:r>
+        <w:br/>
+      </w:r>
+      <w:r>
+        <w:rPr>
+          <w:rStyle w:val="VerbatimChar"/>
+        </w:rPr>
+        <w:t xml:space="preserve">## 1    9  TRUE changepoint</w:t>
+      </w:r>
+      <w:r>
+        <w:br/>
+      </w:r>
+      <w:r>
+        <w:rPr>
+          <w:rStyle w:val="VerbatimChar"/>
+        </w:rPr>
+        <w:t xml:space="preserve">## 2   14  TRUE changepoint</w:t>
+      </w:r>
+      <w:r>
+        <w:br/>
+      </w:r>
+      <w:r>
+        <w:rPr>
+          <w:rStyle w:val="VerbatimChar"/>
+        </w:rPr>
+        <w:t xml:space="preserve">## 3   19  TRUE changepoint</w:t>
+      </w:r>
+      <w:r>
+        <w:br/>
+      </w:r>
+      <w:r>
+        <w:rPr>
+          <w:rStyle w:val="VerbatimChar"/>
+        </w:rPr>
+        <w:t xml:space="preserve">## 4   24  TRUE changepoint</w:t>
+      </w:r>
+      <w:r>
+        <w:br/>
+      </w:r>
+      <w:r>
+        <w:rPr>
+          <w:rStyle w:val="VerbatimChar"/>
+        </w:rPr>
+        <w:t xml:space="preserve">## 5   29  TRUE changepoint</w:t>
+      </w:r>
+      <w:r>
+        <w:br/>
+      </w:r>
+      <w:r>
+        <w:rPr>
+          <w:rStyle w:val="VerbatimChar"/>
+        </w:rPr>
+        <w:t xml:space="preserve">## 6   34  TRUE changepoint</w:t>
+      </w:r>
+      <w:r>
+        <w:br/>
+      </w:r>
+      <w:r>
+        <w:rPr>
+          <w:rStyle w:val="VerbatimChar"/>
+        </w:rPr>
+        <w:t xml:space="preserve">## 7   39  TRUE changepoint</w:t>
+      </w:r>
+      <w:r>
+        <w:br/>
+      </w:r>
+      <w:r>
+        <w:rPr>
+          <w:rStyle w:val="VerbatimChar"/>
+        </w:rPr>
+        <w:t xml:space="preserve">## 8   60  TRUE changepoint</w:t>
+      </w:r>
+      <w:r>
+        <w:br/>
+      </w:r>
+      <w:r>
+        <w:rPr>
+          <w:rStyle w:val="VerbatimChar"/>
+        </w:rPr>
+        <w:t xml:space="preserve">## 9   70  TRUE changepoint</w:t>
+      </w:r>
+      <w:r>
+        <w:br/>
+      </w:r>
+      <w:r>
+        <w:rPr>
+          <w:rStyle w:val="VerbatimChar"/>
+        </w:rPr>
+        <w:t xml:space="preserve">## 10  75  TRUE changepoint</w:t>
+      </w:r>
+      <w:r>
+        <w:br/>
+      </w:r>
+      <w:r>
+        <w:rPr>
+          <w:rStyle w:val="VerbatimChar"/>
+        </w:rPr>
+        <w:t xml:space="preserve">## 11  80  TRUE changepoint</w:t>
+      </w:r>
+      <w:r>
+        <w:br/>
+      </w:r>
+      <w:r>
+        <w:rPr>
+          <w:rStyle w:val="VerbatimChar"/>
+        </w:rPr>
+        <w:t xml:space="preserve">## 12  85  TRUE changepoint</w:t>
+      </w:r>
+      <w:r>
+        <w:br/>
+      </w:r>
+      <w:r>
+        <w:rPr>
+          <w:rStyle w:val="VerbatimChar"/>
+        </w:rPr>
+        <w:t xml:space="preserve">## 13  90  TRUE changepoint</w:t>
       </w:r>
     </w:p>
     <w:bookmarkEnd w:id="17"/>
@@ -1397,8 +1514,46 @@
         <w:t xml:space="preserve">}</w:t>
       </w:r>
     </w:p>
+    <w:p>
+      <w:pPr>
+        <w:pStyle w:val="SourceCode"/>
+      </w:pPr>
+      <w:r>
+        <w:rPr>
+          <w:rStyle w:val="VerbatimChar"/>
+        </w:rPr>
+        <w:t xml:space="preserve">##           event      </w:t>
+      </w:r>
+      <w:r>
+        <w:br/>
+      </w:r>
+      <w:r>
+        <w:rPr>
+          <w:rStyle w:val="VerbatimChar"/>
+        </w:rPr>
+        <w:t xml:space="preserve">## detection TRUE  FALSE</w:t>
+      </w:r>
+      <w:r>
+        <w:br/>
+      </w:r>
+      <w:r>
+        <w:rPr>
+          <w:rStyle w:val="VerbatimChar"/>
+        </w:rPr>
+        <w:t xml:space="preserve">## TRUE      0     13   </w:t>
+      </w:r>
+      <w:r>
+        <w:br/>
+      </w:r>
+      <w:r>
+        <w:rPr>
+          <w:rStyle w:val="VerbatimChar"/>
+        </w:rPr>
+        <w:t xml:space="preserve">## FALSE     1     87</w:t>
+      </w:r>
+    </w:p>
     <w:bookmarkEnd w:id="18"/>
-    <w:bookmarkStart w:id="19" w:name="interpret-the-result-visually-1"/>
+    <w:bookmarkStart w:id="25" w:name="interpret-the-result-visually-1"/>
     <w:p>
       <w:pPr>
         <w:pStyle w:val="Heading3"/>
@@ -1539,6 +1694,53 @@
     </w:p>
     <w:p>
       <w:pPr>
+        <w:pStyle w:val="FirstParagraph"/>
+      </w:pPr>
+      <w:r>
+        <w:drawing>
+          <wp:inline>
+            <wp:extent cx="4620126" cy="3696101"/>
+            <wp:effectExtent b="0" l="0" r="0" t="0"/>
+            <wp:docPr descr="" title="" id="20" name="Picture"/>
+            <a:graphic>
+              <a:graphicData uri="http://schemas.openxmlformats.org/drawingml/2006/picture">
+                <pic:pic>
+                  <pic:nvPicPr>
+                    <pic:cNvPr descr="/home/gpca/harbinger/examples/change_point/doc/14-bocpd-hcp_bocpd_files/193f93a69649f737ee5d848e87f604955ff2a7c9.png" id="21" name="Picture"/>
+                    <pic:cNvPicPr>
+                      <a:picLocks noChangeArrowheads="1" noChangeAspect="1"/>
+                    </pic:cNvPicPr>
+                  </pic:nvPicPr>
+                  <pic:blipFill>
+                    <a:blip r:embed="rId19"/>
+                    <a:stretch>
+                      <a:fillRect/>
+                    </a:stretch>
+                  </pic:blipFill>
+                  <pic:spPr bwMode="auto">
+                    <a:xfrm>
+                      <a:off x="0" y="0"/>
+                      <a:ext cx="4620126" cy="3696101"/>
+                    </a:xfrm>
+                    <a:prstGeom prst="rect">
+                      <a:avLst/>
+                    </a:prstGeom>
+                    <a:noFill/>
+                    <a:ln w="9525">
+                      <a:noFill/>
+                      <a:headEnd/>
+                      <a:tailEnd/>
+                    </a:ln>
+                  </pic:spPr>
+                </pic:pic>
+              </a:graphicData>
+            </a:graphic>
+          </wp:inline>
+        </w:drawing>
+      </w:r>
+    </w:p>
+    <w:p>
+      <w:pPr>
         <w:pStyle w:val="SourceCode"/>
       </w:pPr>
       <w:r>
@@ -1683,9 +1885,56 @@
         <w:t xml:space="preserve">}</w:t>
       </w:r>
     </w:p>
-    <w:bookmarkEnd w:id="19"/>
-    <w:bookmarkEnd w:id="20"/>
-    <w:bookmarkStart w:id="21" w:name="references"/>
+    <w:p>
+      <w:pPr>
+        <w:pStyle w:val="FirstParagraph"/>
+      </w:pPr>
+      <w:r>
+        <w:drawing>
+          <wp:inline>
+            <wp:extent cx="4620126" cy="3696101"/>
+            <wp:effectExtent b="0" l="0" r="0" t="0"/>
+            <wp:docPr descr="" title="" id="23" name="Picture"/>
+            <a:graphic>
+              <a:graphicData uri="http://schemas.openxmlformats.org/drawingml/2006/picture">
+                <pic:pic>
+                  <pic:nvPicPr>
+                    <pic:cNvPr descr="/home/gpca/harbinger/examples/change_point/doc/14-bocpd-hcp_bocpd_files/4ee26f31f9a87a5957656f32ab31c743bedbea75.png" id="24" name="Picture"/>
+                    <pic:cNvPicPr>
+                      <a:picLocks noChangeArrowheads="1" noChangeAspect="1"/>
+                    </pic:cNvPicPr>
+                  </pic:nvPicPr>
+                  <pic:blipFill>
+                    <a:blip r:embed="rId22"/>
+                    <a:stretch>
+                      <a:fillRect/>
+                    </a:stretch>
+                  </pic:blipFill>
+                  <pic:spPr bwMode="auto">
+                    <a:xfrm>
+                      <a:off x="0" y="0"/>
+                      <a:ext cx="4620126" cy="3696101"/>
+                    </a:xfrm>
+                    <a:prstGeom prst="rect">
+                      <a:avLst/>
+                    </a:prstGeom>
+                    <a:noFill/>
+                    <a:ln w="9525">
+                      <a:noFill/>
+                      <a:headEnd/>
+                      <a:tailEnd/>
+                    </a:ln>
+                  </pic:spPr>
+                </pic:pic>
+              </a:graphicData>
+            </a:graphic>
+          </wp:inline>
+        </w:drawing>
+      </w:r>
+    </w:p>
+    <w:bookmarkEnd w:id="25"/>
+    <w:bookmarkEnd w:id="26"/>
+    <w:bookmarkStart w:id="27" w:name="references"/>
     <w:p>
       <w:pPr>
         <w:pStyle w:val="Heading2"/>
@@ -1736,7 +1985,7 @@
         <w:t xml:space="preserve">: Bayesian Online Changepoint Detection. R package.</w:t>
       </w:r>
     </w:p>
-    <w:bookmarkEnd w:id="21"/>
+    <w:bookmarkEnd w:id="27"/>
     <w:sectPr>
       <w:footnotePr>
         <w:numRestart w:val="eachSect"/>

--- a/examples/change_point/doc/14-bocpd-hcp_bocpd.docx
+++ b/examples/change_point/doc/14-bocpd-hcp_bocpd.docx
@@ -40,7 +40,7 @@
         </w:numPr>
       </w:pPr>
       <w:r>
-        <w:t xml:space="preserve">load and visualize a simple change-point dataset</w:t>
+        <w:t xml:space="preserve">load and visualize the same example change-point dataset used in the AMOC notebook</w:t>
       </w:r>
     </w:p>
     <w:p>
@@ -315,7 +315,7 @@
         <w:rPr>
           <w:rStyle w:val="CommentTok"/>
         </w:rPr>
-        <w:t xml:space="preserve"># Select the simple dataset</w:t>
+        <w:t xml:space="preserve"># Select the same dataset used in the AMOC example</w:t>
       </w:r>
       <w:r>
         <w:br/>
@@ -348,7 +348,7 @@
         <w:rPr>
           <w:rStyle w:val="NormalTok"/>
         </w:rPr>
-        <w:t xml:space="preserve">simple</w:t>
+        <w:t xml:space="preserve">complex</w:t>
       </w:r>
       <w:r>
         <w:br/>
@@ -374,7 +374,7 @@
         <w:rPr>
           <w:rStyle w:val="VerbatimChar"/>
         </w:rPr>
-        <w:t xml:space="preserve">##   serie event</w:t>
+        <w:t xml:space="preserve">##       serie event</w:t>
       </w:r>
       <w:r>
         <w:br/>
@@ -383,7 +383,7 @@
         <w:rPr>
           <w:rStyle w:val="VerbatimChar"/>
         </w:rPr>
-        <w:t xml:space="preserve">## 1  0.00 FALSE</w:t>
+        <w:t xml:space="preserve">## 1 0.3129618 FALSE</w:t>
       </w:r>
       <w:r>
         <w:br/>
@@ -392,7 +392,7 @@
         <w:rPr>
           <w:rStyle w:val="VerbatimChar"/>
         </w:rPr>
-        <w:t xml:space="preserve">## 2  0.25 FALSE</w:t>
+        <w:t xml:space="preserve">## 2 0.5944808 FALSE</w:t>
       </w:r>
       <w:r>
         <w:br/>
@@ -401,7 +401,7 @@
         <w:rPr>
           <w:rStyle w:val="VerbatimChar"/>
         </w:rPr>
-        <w:t xml:space="preserve">## 3  0.50 FALSE</w:t>
+        <w:t xml:space="preserve">## 3 0.8162731 FALSE</w:t>
       </w:r>
       <w:r>
         <w:br/>
@@ -410,7 +410,7 @@
         <w:rPr>
           <w:rStyle w:val="VerbatimChar"/>
         </w:rPr>
-        <w:t xml:space="preserve">## 4  0.75 FALSE</w:t>
+        <w:t xml:space="preserve">## 4 0.9560557 FALSE</w:t>
       </w:r>
       <w:r>
         <w:br/>
@@ -419,7 +419,7 @@
         <w:rPr>
           <w:rStyle w:val="VerbatimChar"/>
         </w:rPr>
-        <w:t xml:space="preserve">## 5  1.00 FALSE</w:t>
+        <w:t xml:space="preserve">## 5 0.9997847 FALSE</w:t>
       </w:r>
       <w:r>
         <w:br/>
@@ -428,7 +428,7 @@
         <w:rPr>
           <w:rStyle w:val="VerbatimChar"/>
         </w:rPr>
-        <w:t xml:space="preserve">## 6  1.25 FALSE</w:t>
+        <w:t xml:space="preserve">## 6 0.9430667 FALSE</w:t>
       </w:r>
     </w:p>
     <w:bookmarkEnd w:id="11"/>
@@ -525,7 +525,7 @@
               <a:graphicData uri="http://schemas.openxmlformats.org/drawingml/2006/picture">
                 <pic:pic>
                   <pic:nvPicPr>
-                    <pic:cNvPr descr="/home/gpca/harbinger/examples/change_point/doc/14-bocpd-hcp_bocpd_files/f03bd9cb08d7edd0f17d89dfe35e557fd3be3ea3.png" id="14" name="Picture"/>
+                    <pic:cNvPr descr="/home/gpca/harbinger/examples/change_point/doc/14-bocpd-hcp_bocpd_files/2242cd390b7173162c79c5a854b5030be02a2ef2.png" id="14" name="Picture"/>
                     <pic:cNvPicPr>
                       <a:picLocks noChangeArrowheads="1" noChangeAspect="1"/>
                     </pic:cNvPicPr>
@@ -1203,7 +1203,7 @@
         <w:rPr>
           <w:rStyle w:val="VerbatimChar"/>
         </w:rPr>
-        <w:t xml:space="preserve">## 1    9  TRUE changepoint</w:t>
+        <w:t xml:space="preserve">## 1   10  TRUE changepoint</w:t>
       </w:r>
       <w:r>
         <w:br/>
@@ -1212,7 +1212,7 @@
         <w:rPr>
           <w:rStyle w:val="VerbatimChar"/>
         </w:rPr>
-        <w:t xml:space="preserve">## 2   14  TRUE changepoint</w:t>
+        <w:t xml:space="preserve">## 2  102  TRUE changepoint</w:t>
       </w:r>
       <w:r>
         <w:br/>
@@ -1221,7 +1221,7 @@
         <w:rPr>
           <w:rStyle w:val="VerbatimChar"/>
         </w:rPr>
-        <w:t xml:space="preserve">## 3   19  TRUE changepoint</w:t>
+        <w:t xml:space="preserve">## 3  108  TRUE changepoint</w:t>
       </w:r>
       <w:r>
         <w:br/>
@@ -1230,7 +1230,7 @@
         <w:rPr>
           <w:rStyle w:val="VerbatimChar"/>
         </w:rPr>
-        <w:t xml:space="preserve">## 4   24  TRUE changepoint</w:t>
+        <w:t xml:space="preserve">## 4  201  TRUE changepoint</w:t>
       </w:r>
       <w:r>
         <w:br/>
@@ -1239,7 +1239,7 @@
         <w:rPr>
           <w:rStyle w:val="VerbatimChar"/>
         </w:rPr>
-        <w:t xml:space="preserve">## 5   29  TRUE changepoint</w:t>
+        <w:t xml:space="preserve">## 5  312  TRUE changepoint</w:t>
       </w:r>
       <w:r>
         <w:br/>
@@ -1248,7 +1248,7 @@
         <w:rPr>
           <w:rStyle w:val="VerbatimChar"/>
         </w:rPr>
-        <w:t xml:space="preserve">## 6   34  TRUE changepoint</w:t>
+        <w:t xml:space="preserve">## 6  330  TRUE changepoint</w:t>
       </w:r>
       <w:r>
         <w:br/>
@@ -1257,7 +1257,7 @@
         <w:rPr>
           <w:rStyle w:val="VerbatimChar"/>
         </w:rPr>
-        <w:t xml:space="preserve">## 7   39  TRUE changepoint</w:t>
+        <w:t xml:space="preserve">## 7  352  TRUE changepoint</w:t>
       </w:r>
       <w:r>
         <w:br/>
@@ -1266,7 +1266,7 @@
         <w:rPr>
           <w:rStyle w:val="VerbatimChar"/>
         </w:rPr>
-        <w:t xml:space="preserve">## 8   60  TRUE changepoint</w:t>
+        <w:t xml:space="preserve">## 8  367  TRUE changepoint</w:t>
       </w:r>
       <w:r>
         <w:br/>
@@ -1275,7 +1275,7 @@
         <w:rPr>
           <w:rStyle w:val="VerbatimChar"/>
         </w:rPr>
-        <w:t xml:space="preserve">## 9   70  TRUE changepoint</w:t>
+        <w:t xml:space="preserve">## 9  373  TRUE changepoint</w:t>
       </w:r>
       <w:r>
         <w:br/>
@@ -1284,7 +1284,7 @@
         <w:rPr>
           <w:rStyle w:val="VerbatimChar"/>
         </w:rPr>
-        <w:t xml:space="preserve">## 10  75  TRUE changepoint</w:t>
+        <w:t xml:space="preserve">## 10 386  TRUE changepoint</w:t>
       </w:r>
       <w:r>
         <w:br/>
@@ -1293,7 +1293,7 @@
         <w:rPr>
           <w:rStyle w:val="VerbatimChar"/>
         </w:rPr>
-        <w:t xml:space="preserve">## 11  80  TRUE changepoint</w:t>
+        <w:t xml:space="preserve">## 11 391  TRUE changepoint</w:t>
       </w:r>
       <w:r>
         <w:br/>
@@ -1302,16 +1302,7 @@
         <w:rPr>
           <w:rStyle w:val="VerbatimChar"/>
         </w:rPr>
-        <w:t xml:space="preserve">## 12  85  TRUE changepoint</w:t>
-      </w:r>
-      <w:r>
-        <w:br/>
-      </w:r>
-      <w:r>
-        <w:rPr>
-          <w:rStyle w:val="VerbatimChar"/>
-        </w:rPr>
-        <w:t xml:space="preserve">## 13  90  TRUE changepoint</w:t>
+        <w:t xml:space="preserve">## 12 411  TRUE changepoint</w:t>
       </w:r>
     </w:p>
     <w:bookmarkEnd w:id="17"/>
@@ -1540,7 +1531,7 @@
         <w:rPr>
           <w:rStyle w:val="VerbatimChar"/>
         </w:rPr>
-        <w:t xml:space="preserve">## TRUE      0     13   </w:t>
+        <w:t xml:space="preserve">## TRUE      0     12   </w:t>
       </w:r>
       <w:r>
         <w:br/>
@@ -1549,7 +1540,7 @@
         <w:rPr>
           <w:rStyle w:val="VerbatimChar"/>
         </w:rPr>
-        <w:t xml:space="preserve">## FALSE     1     87</w:t>
+        <w:t xml:space="preserve">## FALSE     4     484</w:t>
       </w:r>
     </w:p>
     <w:bookmarkEnd w:id="18"/>
@@ -1706,7 +1697,7 @@
               <a:graphicData uri="http://schemas.openxmlformats.org/drawingml/2006/picture">
                 <pic:pic>
                   <pic:nvPicPr>
-                    <pic:cNvPr descr="/home/gpca/harbinger/examples/change_point/doc/14-bocpd-hcp_bocpd_files/193f93a69649f737ee5d848e87f604955ff2a7c9.png" id="21" name="Picture"/>
+                    <pic:cNvPr descr="/home/gpca/harbinger/examples/change_point/doc/14-bocpd-hcp_bocpd_files/bc59d6d53eaed3a8d6b3680536d197c98d6b018d.png" id="21" name="Picture"/>
                     <pic:cNvPicPr>
                       <a:picLocks noChangeArrowheads="1" noChangeAspect="1"/>
                     </pic:cNvPicPr>
@@ -1899,7 +1890,7 @@
               <a:graphicData uri="http://schemas.openxmlformats.org/drawingml/2006/picture">
                 <pic:pic>
                   <pic:nvPicPr>
-                    <pic:cNvPr descr="/home/gpca/harbinger/examples/change_point/doc/14-bocpd-hcp_bocpd_files/4ee26f31f9a87a5957656f32ab31c743bedbea75.png" id="24" name="Picture"/>
+                    <pic:cNvPr descr="/home/gpca/harbinger/examples/change_point/doc/14-bocpd-hcp_bocpd_files/b469a56e58ccb230cb299897d5670428e6534959.png" id="24" name="Picture"/>
                     <pic:cNvPicPr>
                       <a:picLocks noChangeArrowheads="1" noChangeAspect="1"/>
                     </pic:cNvPicPr>

--- a/examples/change_point/doc/14-bocpd-hcp_bocpd.docx
+++ b/examples/change_point/doc/14-bocpd-hcp_bocpd.docx
@@ -215,6 +215,45 @@
       <w:pPr>
         <w:pStyle w:val="SourceCode"/>
       </w:pPr>
+      <w:r>
+        <w:rPr>
+          <w:rStyle w:val="FunctionTok"/>
+        </w:rPr>
+        <w:t xml:space="preserve">source</w:t>
+      </w:r>
+      <w:r>
+        <w:rPr>
+          <w:rStyle w:val="NormalTok"/>
+        </w:rPr>
+        <w:t xml:space="preserve">(</w:t>
+      </w:r>
+      <w:r>
+        <w:rPr>
+          <w:rStyle w:val="FunctionTok"/>
+        </w:rPr>
+        <w:t xml:space="preserve">url</w:t>
+      </w:r>
+      <w:r>
+        <w:rPr>
+          <w:rStyle w:val="NormalTok"/>
+        </w:rPr>
+        <w:t xml:space="preserve">(</w:t>
+      </w:r>
+      <w:r>
+        <w:rPr>
+          <w:rStyle w:val="StringTok"/>
+        </w:rPr>
+        <w:t xml:space="preserve">"https://raw.githubusercontent.com/cefet-rj-dal/harbinger/master/examples/seed.R"</w:t>
+      </w:r>
+      <w:r>
+        <w:rPr>
+          <w:rStyle w:val="NormalTok"/>
+        </w:rPr>
+        <w:t xml:space="preserve">))</w:t>
+      </w:r>
+      <w:r>
+        <w:br/>
+      </w:r>
       <w:r>
         <w:rPr>
           <w:rStyle w:val="CommentTok"/>
@@ -920,6 +959,21 @@
           <w:rStyle w:val="CommentTok"/>
         </w:rPr>
         <w:t xml:space="preserve"># Fit the detector</w:t>
+      </w:r>
+      <w:r>
+        <w:br/>
+      </w:r>
+      <w:r>
+        <w:rPr>
+          <w:rStyle w:val="FunctionTok"/>
+        </w:rPr>
+        <w:t xml:space="preserve">set_example_seed</w:t>
+      </w:r>
+      <w:r>
+        <w:rPr>
+          <w:rStyle w:val="NormalTok"/>
+        </w:rPr>
+        <w:t xml:space="preserve">()</w:t>
       </w:r>
       <w:r>
         <w:br/>
